--- a/exercises/Bài tập tổng hợp 71-73 - Mở rộng từ vựng/Đề 3.docx
+++ b/exercises/Bài tập tổng hợp 71-73 - Mở rộng từ vựng/Đề 3.docx
@@ -3,604 +3,3075 @@
 <w:document xmlns:w="http://schemas.openxmlformats.org/wordprocessingml/2006/main">
   <w:body>
     <w:p>
-      <w:r>
-        <w:rPr>
+      <w:pPr>
+        <w:spacing w:before="0" w:after="180" w:line="320" w:lineRule="auto"/>
+        <w:widowControl/>
+        <w:jc w:val="center"/>
+        <w:keepNext/>
+      </w:pPr>
+      <w:r>
+        <w:rPr>
+          <w:color w:val="000000"/>
           <w:b/>
-        </w:rPr>
-        <w:t xml:space="preserve">ĐỀ TỔNG HỢP 71–73 – ĐỀ 3</w:t>
-      </w:r>
-    </w:p>
-    <w:p>
-      <w:r>
-        <w:t xml:space="preserve">COLLOCATIONS – IDIOMS – SYNONYMS AND ANTONYMS</w:t>
-      </w:r>
-    </w:p>
-    <w:p>
-      <w:r>
-        <w:t xml:space="preserve">Họ và tên: __________________________                         Điểm: ________/100</w:t>
-      </w:r>
-    </w:p>
-    <w:p>
-      <w:r>
-        <w:rPr>
+          <w:sz w:val="30"/>
+          <w:szCs w:val="30"/>
+        </w:rPr>
+        <w:t>ĐỀ TỔNG HỢP 71–73 – ĐỀ 3</w:t>
+      </w:r>
+    </w:p>
+    <w:p>
+      <w:pPr>
+        <w:spacing w:before="0" w:after="200" w:line="300" w:lineRule="auto"/>
+        <w:widowControl/>
+        <w:jc w:val="center"/>
+        <w:keepNext/>
+      </w:pPr>
+      <w:r>
+        <w:rPr>
+          <w:color w:val="000000"/>
           <w:b/>
-        </w:rPr>
-        <w:t xml:space="preserve">PHẦN 1. VERB + NOUN COLLOCATIONS (10 điểm)</w:t>
-      </w:r>
-    </w:p>
-    <w:p>
-      <w:r>
-        <w:t xml:space="preserve">1. ___ a mistake</w:t>
-      </w:r>
-    </w:p>
-    <w:p>
-      <w:r>
-        <w:t xml:space="preserve">2. ___ homework</w:t>
-      </w:r>
-    </w:p>
-    <w:p>
-      <w:r>
-        <w:t xml:space="preserve">3. ___ a break</w:t>
-      </w:r>
-    </w:p>
-    <w:p>
-      <w:r>
-        <w:t xml:space="preserve">4. ___ progress</w:t>
-      </w:r>
-    </w:p>
-    <w:p>
-      <w:r>
-        <w:t xml:space="preserve">5. ___ responsibility</w:t>
-      </w:r>
-    </w:p>
-    <w:p>
-      <w:r>
-        <w:t xml:space="preserve">6. ___ a decision</w:t>
-      </w:r>
-    </w:p>
-    <w:p>
-      <w:r>
-        <w:t xml:space="preserve">7. ___ research</w:t>
-      </w:r>
-    </w:p>
-    <w:p>
-      <w:r>
-        <w:t xml:space="preserve">8. ___ a risk</w:t>
-      </w:r>
-    </w:p>
-    <w:p>
-      <w:r>
-        <w:t xml:space="preserve">9. ___ attention</w:t>
-      </w:r>
-    </w:p>
-    <w:p>
-      <w:r>
-        <w:t xml:space="preserve">10. ___ a cold</w:t>
-      </w:r>
-    </w:p>
-    <w:p>
-      <w:r>
-        <w:rPr>
+          <w:sz w:val="22"/>
+          <w:szCs w:val="22"/>
+        </w:rPr>
+        <w:t>COLLOCATIONS – IDIOMS – SYNONYMS AND ANTONYMS</w:t>
+      </w:r>
+    </w:p>
+    <w:p>
+      <w:pPr>
+        <w:spacing w:before="0" w:after="140" w:line="300" w:lineRule="auto"/>
+        <w:widowControl/>
+      </w:pPr>
+      <w:r>
+        <w:rPr>
+          <w:color w:val="000000"/>
+        </w:rPr>
+        <w:t>Họ và tên: __________________________                         Điểm: ________/100</w:t>
+      </w:r>
+    </w:p>
+    <w:p>
+      <w:pPr>
+        <w:spacing w:before="0" w:after="70" w:line="300" w:lineRule="auto"/>
+        <w:widowControl/>
+      </w:pPr>
+      <w:r>
+        <w:rPr>
+          <w:color w:val="000000"/>
+        </w:rPr>
+        <w:t>Phạm vi kiến thức: Bài 71–73 — collocations, idioms, từ đồng nghĩa và từ trái nghĩa.</w:t>
+      </w:r>
+    </w:p>
+    <w:p>
+      <w:pPr>
+        <w:spacing w:before="0" w:after="70" w:line="300" w:lineRule="auto"/>
+        <w:widowControl/>
+      </w:pPr>
+      <w:r>
+        <w:rPr>
+          <w:color w:val="000000"/>
+        </w:rPr>
+        <w:t>Thời gian làm bài dự kiến: 90 phút.</w:t>
+      </w:r>
+    </w:p>
+    <w:p>
+      <w:pPr>
+        <w:spacing w:before="0" w:after="70" w:line="300" w:lineRule="auto"/>
+        <w:widowControl/>
+      </w:pPr>
+      <w:r>
+        <w:rPr>
+          <w:color w:val="000000"/>
+        </w:rPr>
+        <w:t>Tổng điểm: 100 điểm.</w:t>
+      </w:r>
+    </w:p>
+    <w:p>
+      <w:pPr>
+        <w:spacing w:before="0" w:after="170" w:line="320" w:lineRule="auto"/>
+        <w:widowControl/>
+      </w:pPr>
+      <w:r>
+        <w:rPr>
+          <w:color w:val="000000"/>
+        </w:rPr>
+        <w:t>Hướng dẫn chung: Làm lần lượt từng phần; chú ý từ loại, nghĩa, cách kết hợp và ngữ cảnh. Với câu viết, trình bày đủ ý và đúng độ dài yêu cầu.</w:t>
+      </w:r>
+    </w:p>
+    <w:p>
+      <w:pPr>
+        <w:spacing w:before="240" w:after="60" w:line="300" w:lineRule="auto"/>
+        <w:widowControl/>
+        <w:keepNext/>
+      </w:pPr>
+      <w:r>
+        <w:rPr>
+          <w:color w:val="000000"/>
           <w:b/>
-        </w:rPr>
-        <w:t xml:space="preserve">PHẦN 2. ADJECTIVE / ADVERB COLLOCATIONS (10 điểm)</w:t>
-      </w:r>
-    </w:p>
-    <w:p>
-      <w:r>
-        <w:t xml:space="preserve">1. ___ concerned: A deeply B highly C strongly</w:t>
-      </w:r>
-    </w:p>
-    <w:p>
-      <w:r>
-        <w:t xml:space="preserve">2. ___ qualified: A heavily B highly C deeply</w:t>
-      </w:r>
-    </w:p>
-    <w:p>
-      <w:r>
-        <w:t xml:space="preserve">3. ___ different: A completely B strongly C highly</w:t>
-      </w:r>
-    </w:p>
-    <w:p>
-      <w:r>
-        <w:t xml:space="preserve">4. ___ aware: A fully B heavily C widely</w:t>
-      </w:r>
-    </w:p>
-    <w:p>
-      <w:r>
-        <w:t xml:space="preserve">5. ___ related: A closely B shortly C narrowly</w:t>
-      </w:r>
-    </w:p>
-    <w:p>
-      <w:r>
-        <w:t xml:space="preserve">6. ___ rain: A heavy B strong C powerful</w:t>
-      </w:r>
-    </w:p>
-    <w:p>
-      <w:r>
-        <w:t xml:space="preserve">7. ___ coffee: A heavy B strong C hard</w:t>
-      </w:r>
-    </w:p>
-    <w:p>
-      <w:r>
-        <w:t xml:space="preserve">8. ___ price: A tall B high C strong</w:t>
-      </w:r>
-    </w:p>
-    <w:p>
-      <w:r>
-        <w:t xml:space="preserve">9. ___ friend: A close B near C narrow</w:t>
-      </w:r>
-    </w:p>
-    <w:p>
-      <w:r>
-        <w:t xml:space="preserve">10. ___ problem: A serious B heavy C tall</w:t>
-      </w:r>
-    </w:p>
-    <w:p>
-      <w:r>
-        <w:rPr>
+          <w:sz w:val="24"/>
+          <w:szCs w:val="24"/>
+        </w:rPr>
+        <w:t>PHẦN 1. VERB + NOUN COLLOCATIONS (10 điểm)</w:t>
+      </w:r>
+    </w:p>
+    <w:p>
+      <w:pPr>
+        <w:spacing w:before="0" w:after="100" w:line="300" w:lineRule="auto"/>
+        <w:widowControl/>
+      </w:pPr>
+      <w:r>
+        <w:rPr>
+          <w:color w:val="000000"/>
+          <w:i/>
+        </w:rPr>
+        <w:t>Điền từ hoặc cụm từ phù hợp để hoàn thành mỗi collocation.</w:t>
+      </w:r>
+    </w:p>
+    <w:p>
+      <w:pPr>
+        <w:spacing w:before="20" w:after="80" w:line="300" w:lineRule="auto"/>
+        <w:widowControl/>
+      </w:pPr>
+      <w:r>
+        <w:rPr>
+          <w:color w:val="000000"/>
+        </w:rPr>
+        <w:t>1. ___ a mistake</w:t>
+      </w:r>
+    </w:p>
+    <w:p>
+      <w:pPr>
+        <w:spacing w:before="20" w:after="80" w:line="300" w:lineRule="auto"/>
+        <w:widowControl/>
+      </w:pPr>
+      <w:r>
+        <w:rPr>
+          <w:color w:val="000000"/>
+        </w:rPr>
+        <w:t>2. ___ homework</w:t>
+      </w:r>
+    </w:p>
+    <w:p>
+      <w:pPr>
+        <w:spacing w:before="20" w:after="80" w:line="300" w:lineRule="auto"/>
+        <w:widowControl/>
+      </w:pPr>
+      <w:r>
+        <w:rPr>
+          <w:color w:val="000000"/>
+        </w:rPr>
+        <w:t>3. ___ a break</w:t>
+      </w:r>
+    </w:p>
+    <w:p>
+      <w:pPr>
+        <w:spacing w:before="20" w:after="80" w:line="300" w:lineRule="auto"/>
+        <w:widowControl/>
+      </w:pPr>
+      <w:r>
+        <w:rPr>
+          <w:color w:val="000000"/>
+        </w:rPr>
+        <w:t>4. ___ progress</w:t>
+      </w:r>
+    </w:p>
+    <w:p>
+      <w:pPr>
+        <w:spacing w:before="20" w:after="80" w:line="300" w:lineRule="auto"/>
+        <w:widowControl/>
+      </w:pPr>
+      <w:r>
+        <w:rPr>
+          <w:color w:val="000000"/>
+        </w:rPr>
+        <w:t>5. ___ responsibility</w:t>
+      </w:r>
+    </w:p>
+    <w:p>
+      <w:pPr>
+        <w:spacing w:before="20" w:after="80" w:line="300" w:lineRule="auto"/>
+        <w:widowControl/>
+      </w:pPr>
+      <w:r>
+        <w:rPr>
+          <w:color w:val="000000"/>
+        </w:rPr>
+        <w:t>6. ___ a decision</w:t>
+      </w:r>
+    </w:p>
+    <w:p>
+      <w:pPr>
+        <w:spacing w:before="20" w:after="80" w:line="300" w:lineRule="auto"/>
+        <w:widowControl/>
+      </w:pPr>
+      <w:r>
+        <w:rPr>
+          <w:color w:val="000000"/>
+        </w:rPr>
+        <w:t>7. ___ research</w:t>
+      </w:r>
+    </w:p>
+    <w:p>
+      <w:pPr>
+        <w:spacing w:before="20" w:after="80" w:line="300" w:lineRule="auto"/>
+        <w:widowControl/>
+      </w:pPr>
+      <w:r>
+        <w:rPr>
+          <w:color w:val="000000"/>
+        </w:rPr>
+        <w:t>8. ___ a risk</w:t>
+      </w:r>
+    </w:p>
+    <w:p>
+      <w:pPr>
+        <w:spacing w:before="20" w:after="80" w:line="300" w:lineRule="auto"/>
+        <w:widowControl/>
+      </w:pPr>
+      <w:r>
+        <w:rPr>
+          <w:color w:val="000000"/>
+        </w:rPr>
+        <w:t>9. ___ attention</w:t>
+      </w:r>
+    </w:p>
+    <w:p>
+      <w:pPr>
+        <w:spacing w:before="20" w:after="80" w:line="300" w:lineRule="auto"/>
+        <w:widowControl/>
+      </w:pPr>
+      <w:r>
+        <w:rPr>
+          <w:color w:val="000000"/>
+        </w:rPr>
+        <w:t>10. ___ a cold</w:t>
+      </w:r>
+    </w:p>
+    <w:p>
+      <w:pPr>
+        <w:spacing w:before="240" w:after="60" w:line="300" w:lineRule="auto"/>
+        <w:widowControl/>
+        <w:keepNext/>
+      </w:pPr>
+      <w:r>
+        <w:rPr>
+          <w:color w:val="000000"/>
           <w:b/>
-        </w:rPr>
-        <w:t xml:space="preserve">PHẦN 3. SỬA COLLOCATION KHÔNG TỰ NHIÊN (10 điểm)</w:t>
-      </w:r>
-    </w:p>
-    <w:p>
-      <w:r>
-        <w:t xml:space="preserve">1. Please make your homework.</w:t>
-      </w:r>
-    </w:p>
-    <w:p>
-      <w:r>
-        <w:t xml:space="preserve">2. They caught a decision quickly.</w:t>
-      </w:r>
-    </w:p>
-    <w:p>
-      <w:r>
-        <w:t xml:space="preserve">3. We must reach the deadline.</w:t>
-      </w:r>
-    </w:p>
-    <w:p>
-      <w:r>
-        <w:t xml:space="preserve">4. She took me useful advice.</w:t>
-      </w:r>
-    </w:p>
-    <w:p>
-      <w:r>
-        <w:t xml:space="preserve">5. The project made good progress.</w:t>
-      </w:r>
-    </w:p>
-    <w:p>
-      <w:r>
-        <w:t xml:space="preserve">6. I did a serious mistake.</w:t>
-      </w:r>
-    </w:p>
-    <w:p>
-      <w:r>
-        <w:t xml:space="preserve">7. We made research before the meeting.</w:t>
-      </w:r>
-    </w:p>
-    <w:p>
-      <w:r>
-        <w:t xml:space="preserve">8. There was strong rain all night.</w:t>
-      </w:r>
-    </w:p>
-    <w:p>
-      <w:r>
-        <w:t xml:space="preserve">9. Lan learned valuable experience.</w:t>
-      </w:r>
-    </w:p>
-    <w:p>
-      <w:r>
-        <w:t xml:space="preserve">10. Please pay attention on the instructions.</w:t>
-      </w:r>
-    </w:p>
-    <w:p>
-      <w:r>
-        <w:rPr>
+          <w:sz w:val="24"/>
+          <w:szCs w:val="24"/>
+        </w:rPr>
+        <w:t>PHẦN 2. ADJECTIVE / ADVERB COLLOCATIONS (10 điểm)</w:t>
+      </w:r>
+    </w:p>
+    <w:p>
+      <w:pPr>
+        <w:spacing w:before="0" w:after="100" w:line="300" w:lineRule="auto"/>
+        <w:widowControl/>
+      </w:pPr>
+      <w:r>
+        <w:rPr>
+          <w:color w:val="000000"/>
+          <w:i/>
+        </w:rPr>
+        <w:t>Chọn từ kết hợp tự nhiên nhất với từ hoặc cụm từ đã cho.</w:t>
+      </w:r>
+    </w:p>
+    <w:p>
+      <w:pPr>
+        <w:spacing w:before="20" w:after="80" w:line="300" w:lineRule="auto"/>
+        <w:widowControl/>
+        <w:keepNext/>
+      </w:pPr>
+      <w:r>
+        <w:rPr>
+          <w:color w:val="000000"/>
+        </w:rPr>
+        <w:t>1. ___ concerned:</w:t>
+      </w:r>
+    </w:p>
+    <w:p>
+      <w:pPr>
+        <w:spacing w:before="0" w:after="40" w:line="300" w:lineRule="auto"/>
+        <w:widowControl/>
+        <w:keepNext/>
+      </w:pPr>
+      <w:r>
+        <w:rPr>
+          <w:color w:val="000000"/>
+        </w:rPr>
+        <w:t>A. deeply</w:t>
+      </w:r>
+    </w:p>
+    <w:p>
+      <w:pPr>
+        <w:spacing w:before="0" w:after="40" w:line="300" w:lineRule="auto"/>
+        <w:widowControl/>
+        <w:keepNext/>
+      </w:pPr>
+      <w:r>
+        <w:rPr>
+          <w:color w:val="000000"/>
+        </w:rPr>
+        <w:t>B. highly</w:t>
+      </w:r>
+    </w:p>
+    <w:p>
+      <w:pPr>
+        <w:spacing w:before="0" w:after="40" w:line="300" w:lineRule="auto"/>
+        <w:widowControl/>
+      </w:pPr>
+      <w:r>
+        <w:rPr>
+          <w:color w:val="000000"/>
+        </w:rPr>
+        <w:t>C. strongly</w:t>
+      </w:r>
+    </w:p>
+    <w:p>
+      <w:pPr>
+        <w:spacing w:before="20" w:after="80" w:line="300" w:lineRule="auto"/>
+        <w:widowControl/>
+        <w:keepNext/>
+      </w:pPr>
+      <w:r>
+        <w:rPr>
+          <w:color w:val="000000"/>
+        </w:rPr>
+        <w:t>2. ___ qualified:</w:t>
+      </w:r>
+    </w:p>
+    <w:p>
+      <w:pPr>
+        <w:spacing w:before="0" w:after="40" w:line="300" w:lineRule="auto"/>
+        <w:widowControl/>
+        <w:keepNext/>
+      </w:pPr>
+      <w:r>
+        <w:rPr>
+          <w:color w:val="000000"/>
+        </w:rPr>
+        <w:t>A. heavily</w:t>
+      </w:r>
+    </w:p>
+    <w:p>
+      <w:pPr>
+        <w:spacing w:before="0" w:after="40" w:line="300" w:lineRule="auto"/>
+        <w:widowControl/>
+        <w:keepNext/>
+      </w:pPr>
+      <w:r>
+        <w:rPr>
+          <w:color w:val="000000"/>
+        </w:rPr>
+        <w:t>B. highly</w:t>
+      </w:r>
+    </w:p>
+    <w:p>
+      <w:pPr>
+        <w:spacing w:before="0" w:after="40" w:line="300" w:lineRule="auto"/>
+        <w:widowControl/>
+      </w:pPr>
+      <w:r>
+        <w:rPr>
+          <w:color w:val="000000"/>
+        </w:rPr>
+        <w:t>C. deeply</w:t>
+      </w:r>
+    </w:p>
+    <w:p>
+      <w:pPr>
+        <w:spacing w:before="20" w:after="80" w:line="300" w:lineRule="auto"/>
+        <w:widowControl/>
+        <w:keepNext/>
+      </w:pPr>
+      <w:r>
+        <w:rPr>
+          <w:color w:val="000000"/>
+        </w:rPr>
+        <w:t>3. ___ different:</w:t>
+      </w:r>
+    </w:p>
+    <w:p>
+      <w:pPr>
+        <w:spacing w:before="0" w:after="40" w:line="300" w:lineRule="auto"/>
+        <w:widowControl/>
+        <w:keepNext/>
+      </w:pPr>
+      <w:r>
+        <w:rPr>
+          <w:color w:val="000000"/>
+        </w:rPr>
+        <w:t>A. completely</w:t>
+      </w:r>
+    </w:p>
+    <w:p>
+      <w:pPr>
+        <w:spacing w:before="0" w:after="40" w:line="300" w:lineRule="auto"/>
+        <w:widowControl/>
+        <w:keepNext/>
+      </w:pPr>
+      <w:r>
+        <w:rPr>
+          <w:color w:val="000000"/>
+        </w:rPr>
+        <w:t>B. strongly</w:t>
+      </w:r>
+    </w:p>
+    <w:p>
+      <w:pPr>
+        <w:spacing w:before="0" w:after="40" w:line="300" w:lineRule="auto"/>
+        <w:widowControl/>
+      </w:pPr>
+      <w:r>
+        <w:rPr>
+          <w:color w:val="000000"/>
+        </w:rPr>
+        <w:t>C. highly</w:t>
+      </w:r>
+    </w:p>
+    <w:p>
+      <w:pPr>
+        <w:spacing w:before="20" w:after="80" w:line="300" w:lineRule="auto"/>
+        <w:widowControl/>
+        <w:keepNext/>
+      </w:pPr>
+      <w:r>
+        <w:rPr>
+          <w:color w:val="000000"/>
+        </w:rPr>
+        <w:t>4. ___ aware:</w:t>
+      </w:r>
+    </w:p>
+    <w:p>
+      <w:pPr>
+        <w:spacing w:before="0" w:after="40" w:line="300" w:lineRule="auto"/>
+        <w:widowControl/>
+        <w:keepNext/>
+      </w:pPr>
+      <w:r>
+        <w:rPr>
+          <w:color w:val="000000"/>
+        </w:rPr>
+        <w:t>A. fully</w:t>
+      </w:r>
+    </w:p>
+    <w:p>
+      <w:pPr>
+        <w:spacing w:before="0" w:after="40" w:line="300" w:lineRule="auto"/>
+        <w:widowControl/>
+        <w:keepNext/>
+      </w:pPr>
+      <w:r>
+        <w:rPr>
+          <w:color w:val="000000"/>
+        </w:rPr>
+        <w:t>B. heavily</w:t>
+      </w:r>
+    </w:p>
+    <w:p>
+      <w:pPr>
+        <w:spacing w:before="0" w:after="40" w:line="300" w:lineRule="auto"/>
+        <w:widowControl/>
+      </w:pPr>
+      <w:r>
+        <w:rPr>
+          <w:color w:val="000000"/>
+        </w:rPr>
+        <w:t>C. widely</w:t>
+      </w:r>
+    </w:p>
+    <w:p>
+      <w:pPr>
+        <w:spacing w:before="20" w:after="80" w:line="300" w:lineRule="auto"/>
+        <w:widowControl/>
+        <w:keepNext/>
+      </w:pPr>
+      <w:r>
+        <w:rPr>
+          <w:color w:val="000000"/>
+        </w:rPr>
+        <w:t>5. ___ related:</w:t>
+      </w:r>
+    </w:p>
+    <w:p>
+      <w:pPr>
+        <w:spacing w:before="0" w:after="40" w:line="300" w:lineRule="auto"/>
+        <w:widowControl/>
+        <w:keepNext/>
+      </w:pPr>
+      <w:r>
+        <w:rPr>
+          <w:color w:val="000000"/>
+        </w:rPr>
+        <w:t>A. closely</w:t>
+      </w:r>
+    </w:p>
+    <w:p>
+      <w:pPr>
+        <w:spacing w:before="0" w:after="40" w:line="300" w:lineRule="auto"/>
+        <w:widowControl/>
+        <w:keepNext/>
+      </w:pPr>
+      <w:r>
+        <w:rPr>
+          <w:color w:val="000000"/>
+        </w:rPr>
+        <w:t>B. shortly</w:t>
+      </w:r>
+    </w:p>
+    <w:p>
+      <w:pPr>
+        <w:spacing w:before="0" w:after="40" w:line="300" w:lineRule="auto"/>
+        <w:widowControl/>
+      </w:pPr>
+      <w:r>
+        <w:rPr>
+          <w:color w:val="000000"/>
+        </w:rPr>
+        <w:t>C. narrowly</w:t>
+      </w:r>
+    </w:p>
+    <w:p>
+      <w:pPr>
+        <w:spacing w:before="20" w:after="80" w:line="300" w:lineRule="auto"/>
+        <w:widowControl/>
+        <w:keepNext/>
+      </w:pPr>
+      <w:r>
+        <w:rPr>
+          <w:color w:val="000000"/>
+        </w:rPr>
+        <w:t>6. ___ rain:</w:t>
+      </w:r>
+    </w:p>
+    <w:p>
+      <w:pPr>
+        <w:spacing w:before="0" w:after="40" w:line="300" w:lineRule="auto"/>
+        <w:widowControl/>
+        <w:keepNext/>
+      </w:pPr>
+      <w:r>
+        <w:rPr>
+          <w:color w:val="000000"/>
+        </w:rPr>
+        <w:t>A. heavy</w:t>
+      </w:r>
+    </w:p>
+    <w:p>
+      <w:pPr>
+        <w:spacing w:before="0" w:after="40" w:line="300" w:lineRule="auto"/>
+        <w:widowControl/>
+        <w:keepNext/>
+      </w:pPr>
+      <w:r>
+        <w:rPr>
+          <w:color w:val="000000"/>
+        </w:rPr>
+        <w:t>B. strong</w:t>
+      </w:r>
+    </w:p>
+    <w:p>
+      <w:pPr>
+        <w:spacing w:before="0" w:after="40" w:line="300" w:lineRule="auto"/>
+        <w:widowControl/>
+      </w:pPr>
+      <w:r>
+        <w:rPr>
+          <w:color w:val="000000"/>
+        </w:rPr>
+        <w:t>C. powerful</w:t>
+      </w:r>
+    </w:p>
+    <w:p>
+      <w:pPr>
+        <w:spacing w:before="20" w:after="80" w:line="300" w:lineRule="auto"/>
+        <w:widowControl/>
+        <w:keepNext/>
+      </w:pPr>
+      <w:r>
+        <w:rPr>
+          <w:color w:val="000000"/>
+        </w:rPr>
+        <w:t>7. ___ coffee:</w:t>
+      </w:r>
+    </w:p>
+    <w:p>
+      <w:pPr>
+        <w:spacing w:before="0" w:after="40" w:line="300" w:lineRule="auto"/>
+        <w:widowControl/>
+        <w:keepNext/>
+      </w:pPr>
+      <w:r>
+        <w:rPr>
+          <w:color w:val="000000"/>
+        </w:rPr>
+        <w:t>A. heavy</w:t>
+      </w:r>
+    </w:p>
+    <w:p>
+      <w:pPr>
+        <w:spacing w:before="0" w:after="40" w:line="300" w:lineRule="auto"/>
+        <w:widowControl/>
+        <w:keepNext/>
+      </w:pPr>
+      <w:r>
+        <w:rPr>
+          <w:color w:val="000000"/>
+        </w:rPr>
+        <w:t>B. strong</w:t>
+      </w:r>
+    </w:p>
+    <w:p>
+      <w:pPr>
+        <w:spacing w:before="0" w:after="40" w:line="300" w:lineRule="auto"/>
+        <w:widowControl/>
+      </w:pPr>
+      <w:r>
+        <w:rPr>
+          <w:color w:val="000000"/>
+        </w:rPr>
+        <w:t>C. hard</w:t>
+      </w:r>
+    </w:p>
+    <w:p>
+      <w:pPr>
+        <w:spacing w:before="20" w:after="80" w:line="300" w:lineRule="auto"/>
+        <w:widowControl/>
+        <w:keepNext/>
+      </w:pPr>
+      <w:r>
+        <w:rPr>
+          <w:color w:val="000000"/>
+        </w:rPr>
+        <w:t>8. ___ price:</w:t>
+      </w:r>
+    </w:p>
+    <w:p>
+      <w:pPr>
+        <w:spacing w:before="0" w:after="40" w:line="300" w:lineRule="auto"/>
+        <w:widowControl/>
+        <w:keepNext/>
+      </w:pPr>
+      <w:r>
+        <w:rPr>
+          <w:color w:val="000000"/>
+        </w:rPr>
+        <w:t>A. tall</w:t>
+      </w:r>
+    </w:p>
+    <w:p>
+      <w:pPr>
+        <w:spacing w:before="0" w:after="40" w:line="300" w:lineRule="auto"/>
+        <w:widowControl/>
+        <w:keepNext/>
+      </w:pPr>
+      <w:r>
+        <w:rPr>
+          <w:color w:val="000000"/>
+        </w:rPr>
+        <w:t>B. high</w:t>
+      </w:r>
+    </w:p>
+    <w:p>
+      <w:pPr>
+        <w:spacing w:before="0" w:after="40" w:line="300" w:lineRule="auto"/>
+        <w:widowControl/>
+      </w:pPr>
+      <w:r>
+        <w:rPr>
+          <w:color w:val="000000"/>
+        </w:rPr>
+        <w:t>C. strong</w:t>
+      </w:r>
+    </w:p>
+    <w:p>
+      <w:pPr>
+        <w:spacing w:before="20" w:after="80" w:line="300" w:lineRule="auto"/>
+        <w:widowControl/>
+        <w:keepNext/>
+      </w:pPr>
+      <w:r>
+        <w:rPr>
+          <w:color w:val="000000"/>
+        </w:rPr>
+        <w:t>9. ___ friend:</w:t>
+      </w:r>
+    </w:p>
+    <w:p>
+      <w:pPr>
+        <w:spacing w:before="0" w:after="40" w:line="300" w:lineRule="auto"/>
+        <w:widowControl/>
+        <w:keepNext/>
+      </w:pPr>
+      <w:r>
+        <w:rPr>
+          <w:color w:val="000000"/>
+        </w:rPr>
+        <w:t>A. close</w:t>
+      </w:r>
+    </w:p>
+    <w:p>
+      <w:pPr>
+        <w:spacing w:before="0" w:after="40" w:line="300" w:lineRule="auto"/>
+        <w:widowControl/>
+        <w:keepNext/>
+      </w:pPr>
+      <w:r>
+        <w:rPr>
+          <w:color w:val="000000"/>
+        </w:rPr>
+        <w:t>B. near</w:t>
+      </w:r>
+    </w:p>
+    <w:p>
+      <w:pPr>
+        <w:spacing w:before="0" w:after="40" w:line="300" w:lineRule="auto"/>
+        <w:widowControl/>
+      </w:pPr>
+      <w:r>
+        <w:rPr>
+          <w:color w:val="000000"/>
+        </w:rPr>
+        <w:t>C. narrow</w:t>
+      </w:r>
+    </w:p>
+    <w:p>
+      <w:pPr>
+        <w:spacing w:before="20" w:after="80" w:line="300" w:lineRule="auto"/>
+        <w:widowControl/>
+        <w:keepNext/>
+      </w:pPr>
+      <w:r>
+        <w:rPr>
+          <w:color w:val="000000"/>
+        </w:rPr>
+        <w:t>10. ___ problem:</w:t>
+      </w:r>
+    </w:p>
+    <w:p>
+      <w:pPr>
+        <w:spacing w:before="0" w:after="40" w:line="300" w:lineRule="auto"/>
+        <w:widowControl/>
+        <w:keepNext/>
+      </w:pPr>
+      <w:r>
+        <w:rPr>
+          <w:color w:val="000000"/>
+        </w:rPr>
+        <w:t>A. serious</w:t>
+      </w:r>
+    </w:p>
+    <w:p>
+      <w:pPr>
+        <w:spacing w:before="0" w:after="40" w:line="300" w:lineRule="auto"/>
+        <w:widowControl/>
+        <w:keepNext/>
+      </w:pPr>
+      <w:r>
+        <w:rPr>
+          <w:color w:val="000000"/>
+        </w:rPr>
+        <w:t>B. heavy</w:t>
+      </w:r>
+    </w:p>
+    <w:p>
+      <w:pPr>
+        <w:spacing w:before="0" w:after="40" w:line="300" w:lineRule="auto"/>
+        <w:widowControl/>
+      </w:pPr>
+      <w:r>
+        <w:rPr>
+          <w:color w:val="000000"/>
+        </w:rPr>
+        <w:t>C. tall</w:t>
+      </w:r>
+    </w:p>
+    <w:p>
+      <w:pPr>
+        <w:spacing w:before="240" w:after="60" w:line="300" w:lineRule="auto"/>
+        <w:widowControl/>
+        <w:keepNext/>
+      </w:pPr>
+      <w:r>
+        <w:rPr>
+          <w:color w:val="000000"/>
           <w:b/>
-        </w:rPr>
-        <w:t xml:space="preserve">PHẦN 4. NỐI IDIOM VỚI NGHĨA (10 điểm)</w:t>
-      </w:r>
-    </w:p>
-    <w:p>
-      <w:r>
-        <w:t xml:space="preserve">1. hit the nail on the head</w:t>
-      </w:r>
-    </w:p>
-    <w:p>
-      <w:r>
-        <w:t xml:space="preserve">2. in the nick of time</w:t>
-      </w:r>
-    </w:p>
-    <w:p>
-      <w:r>
-        <w:t xml:space="preserve">3. back to square one</w:t>
-      </w:r>
-    </w:p>
-    <w:p>
-      <w:r>
-        <w:t xml:space="preserve">4. the ball is in your court</w:t>
-      </w:r>
-    </w:p>
-    <w:p>
-      <w:r>
-        <w:t xml:space="preserve">5. over the moon</w:t>
-      </w:r>
-    </w:p>
-    <w:p>
-      <w:r>
-        <w:t xml:space="preserve">6. a piece of cake</w:t>
-      </w:r>
-    </w:p>
-    <w:p>
-      <w:r>
-        <w:t xml:space="preserve">7. under the weather</w:t>
-      </w:r>
-    </w:p>
-    <w:p>
-      <w:r>
-        <w:t xml:space="preserve">8. once in a blue moon</w:t>
-      </w:r>
-    </w:p>
-    <w:p>
-      <w:r>
-        <w:t xml:space="preserve">9. break the ice</w:t>
-      </w:r>
-    </w:p>
-    <w:p>
-      <w:r>
-        <w:t xml:space="preserve">10. cost an arm and a leg</w:t>
-      </w:r>
-    </w:p>
-    <w:p>
-      <w:r>
-        <w:rPr>
+          <w:sz w:val="24"/>
+          <w:szCs w:val="24"/>
+        </w:rPr>
+        <w:t>PHẦN 3. SỬA COLLOCATION KHÔNG TỰ NHIÊN (10 điểm)</w:t>
+      </w:r>
+    </w:p>
+    <w:p>
+      <w:pPr>
+        <w:spacing w:before="0" w:after="100" w:line="300" w:lineRule="auto"/>
+        <w:widowControl/>
+      </w:pPr>
+      <w:r>
+        <w:rPr>
+          <w:color w:val="000000"/>
+          <w:i/>
+        </w:rPr>
+        <w:t>Sửa mỗi collocation chưa tự nhiên bằng cách viết lại câu. Nếu câu đã đúng, ghi “Correct”.</w:t>
+      </w:r>
+    </w:p>
+    <w:p>
+      <w:pPr>
+        <w:spacing w:before="20" w:after="80" w:line="300" w:lineRule="auto"/>
+        <w:widowControl/>
+      </w:pPr>
+      <w:r>
+        <w:rPr>
+          <w:color w:val="000000"/>
+        </w:rPr>
+        <w:t>1. Please make your homework.</w:t>
+      </w:r>
+    </w:p>
+    <w:p>
+      <w:pPr>
+        <w:spacing w:before="20" w:after="80" w:line="300" w:lineRule="auto"/>
+        <w:widowControl/>
+      </w:pPr>
+      <w:r>
+        <w:rPr>
+          <w:color w:val="000000"/>
+        </w:rPr>
+        <w:t>2. They caught a decision quickly.</w:t>
+      </w:r>
+    </w:p>
+    <w:p>
+      <w:pPr>
+        <w:spacing w:before="20" w:after="80" w:line="300" w:lineRule="auto"/>
+        <w:widowControl/>
+      </w:pPr>
+      <w:r>
+        <w:rPr>
+          <w:color w:val="000000"/>
+        </w:rPr>
+        <w:t>3. We must reach the deadline.</w:t>
+      </w:r>
+    </w:p>
+    <w:p>
+      <w:pPr>
+        <w:spacing w:before="20" w:after="80" w:line="300" w:lineRule="auto"/>
+        <w:widowControl/>
+      </w:pPr>
+      <w:r>
+        <w:rPr>
+          <w:color w:val="000000"/>
+        </w:rPr>
+        <w:t>4. She took me useful advice.</w:t>
+      </w:r>
+    </w:p>
+    <w:p>
+      <w:pPr>
+        <w:spacing w:before="20" w:after="80" w:line="300" w:lineRule="auto"/>
+        <w:widowControl/>
+      </w:pPr>
+      <w:r>
+        <w:rPr>
+          <w:color w:val="000000"/>
+        </w:rPr>
+        <w:t>5. The project made good progress.</w:t>
+      </w:r>
+    </w:p>
+    <w:p>
+      <w:pPr>
+        <w:spacing w:before="20" w:after="80" w:line="300" w:lineRule="auto"/>
+        <w:widowControl/>
+      </w:pPr>
+      <w:r>
+        <w:rPr>
+          <w:color w:val="000000"/>
+        </w:rPr>
+        <w:t>6. I did a serious mistake.</w:t>
+      </w:r>
+    </w:p>
+    <w:p>
+      <w:pPr>
+        <w:spacing w:before="20" w:after="80" w:line="300" w:lineRule="auto"/>
+        <w:widowControl/>
+      </w:pPr>
+      <w:r>
+        <w:rPr>
+          <w:color w:val="000000"/>
+        </w:rPr>
+        <w:t>7. We made research before the meeting.</w:t>
+      </w:r>
+    </w:p>
+    <w:p>
+      <w:pPr>
+        <w:spacing w:before="20" w:after="80" w:line="300" w:lineRule="auto"/>
+        <w:widowControl/>
+      </w:pPr>
+      <w:r>
+        <w:rPr>
+          <w:color w:val="000000"/>
+        </w:rPr>
+        <w:t>8. There was strong rain all night.</w:t>
+      </w:r>
+    </w:p>
+    <w:p>
+      <w:pPr>
+        <w:spacing w:before="20" w:after="80" w:line="300" w:lineRule="auto"/>
+        <w:widowControl/>
+      </w:pPr>
+      <w:r>
+        <w:rPr>
+          <w:color w:val="000000"/>
+        </w:rPr>
+        <w:t>9. Lan learned valuable experience.</w:t>
+      </w:r>
+    </w:p>
+    <w:p>
+      <w:pPr>
+        <w:spacing w:before="20" w:after="80" w:line="300" w:lineRule="auto"/>
+        <w:widowControl/>
+      </w:pPr>
+      <w:r>
+        <w:rPr>
+          <w:color w:val="000000"/>
+        </w:rPr>
+        <w:t>10. Please pay attention on the instructions.</w:t>
+      </w:r>
+    </w:p>
+    <w:p>
+      <w:pPr>
+        <w:spacing w:before="240" w:after="60" w:line="300" w:lineRule="auto"/>
+        <w:widowControl/>
+        <w:keepNext/>
+      </w:pPr>
+      <w:r>
+        <w:rPr>
+          <w:color w:val="000000"/>
           <w:b/>
-        </w:rPr>
-        <w:t xml:space="preserve">PHẦN 5. HOÀN THÀNH IDIOM (10 điểm)</w:t>
-      </w:r>
-    </w:p>
-    <w:p>
-      <w:r>
-        <w:t xml:space="preserve">1. cost an arm and a ___</w:t>
-      </w:r>
-    </w:p>
-    <w:p>
-      <w:r>
-        <w:t xml:space="preserve">2. call it a ___</w:t>
-      </w:r>
-    </w:p>
-    <w:p>
-      <w:r>
-        <w:t xml:space="preserve">3. keep your ___</w:t>
-      </w:r>
-    </w:p>
-    <w:p>
-      <w:r>
-        <w:t xml:space="preserve">4. miss the ___</w:t>
-      </w:r>
-    </w:p>
-    <w:p>
-      <w:r>
-        <w:t xml:space="preserve">5. over the ___</w:t>
-      </w:r>
-    </w:p>
-    <w:p>
-      <w:r>
-        <w:t xml:space="preserve">6. a piece of ___</w:t>
-      </w:r>
-    </w:p>
-    <w:p>
-      <w:r>
-        <w:t xml:space="preserve">7. under the ___</w:t>
-      </w:r>
-    </w:p>
-    <w:p>
-      <w:r>
-        <w:t xml:space="preserve">8. once in a blue ___</w:t>
-      </w:r>
-    </w:p>
-    <w:p>
-      <w:r>
-        <w:t xml:space="preserve">9. break the ___</w:t>
-      </w:r>
-    </w:p>
-    <w:p>
-      <w:r>
-        <w:t xml:space="preserve">10. spill the ___</w:t>
-      </w:r>
-    </w:p>
-    <w:p>
-      <w:r>
-        <w:rPr>
+          <w:sz w:val="24"/>
+          <w:szCs w:val="24"/>
+        </w:rPr>
+        <w:t>PHẦN 4. NỐI IDIOM VỚI NGHĨA (10 điểm)</w:t>
+      </w:r>
+    </w:p>
+    <w:p>
+      <w:pPr>
+        <w:spacing w:before="0" w:after="100" w:line="300" w:lineRule="auto"/>
+        <w:widowControl/>
+      </w:pPr>
+      <w:r>
+        <w:rPr>
+          <w:color w:val="000000"/>
+          <w:i/>
+        </w:rPr>
+        <w:t>Viết nghĩa phù hợp của mỗi idiom bằng một cụm từ ngắn gọn.</w:t>
+      </w:r>
+    </w:p>
+    <w:p>
+      <w:pPr>
+        <w:spacing w:before="20" w:after="80" w:line="300" w:lineRule="auto"/>
+        <w:widowControl/>
+      </w:pPr>
+      <w:r>
+        <w:rPr>
+          <w:color w:val="000000"/>
+        </w:rPr>
+        <w:t>1. hit the nail on the head</w:t>
+      </w:r>
+    </w:p>
+    <w:p>
+      <w:pPr>
+        <w:spacing w:before="20" w:after="80" w:line="300" w:lineRule="auto"/>
+        <w:widowControl/>
+      </w:pPr>
+      <w:r>
+        <w:rPr>
+          <w:color w:val="000000"/>
+        </w:rPr>
+        <w:t>2. in the nick of time</w:t>
+      </w:r>
+    </w:p>
+    <w:p>
+      <w:pPr>
+        <w:spacing w:before="20" w:after="80" w:line="300" w:lineRule="auto"/>
+        <w:widowControl/>
+      </w:pPr>
+      <w:r>
+        <w:rPr>
+          <w:color w:val="000000"/>
+        </w:rPr>
+        <w:t>3. back to square one</w:t>
+      </w:r>
+    </w:p>
+    <w:p>
+      <w:pPr>
+        <w:spacing w:before="20" w:after="80" w:line="300" w:lineRule="auto"/>
+        <w:widowControl/>
+      </w:pPr>
+      <w:r>
+        <w:rPr>
+          <w:color w:val="000000"/>
+        </w:rPr>
+        <w:t>4. the ball is in your court</w:t>
+      </w:r>
+    </w:p>
+    <w:p>
+      <w:pPr>
+        <w:spacing w:before="20" w:after="80" w:line="300" w:lineRule="auto"/>
+        <w:widowControl/>
+      </w:pPr>
+      <w:r>
+        <w:rPr>
+          <w:color w:val="000000"/>
+        </w:rPr>
+        <w:t>5. over the moon</w:t>
+      </w:r>
+    </w:p>
+    <w:p>
+      <w:pPr>
+        <w:spacing w:before="20" w:after="80" w:line="300" w:lineRule="auto"/>
+        <w:widowControl/>
+      </w:pPr>
+      <w:r>
+        <w:rPr>
+          <w:color w:val="000000"/>
+        </w:rPr>
+        <w:t>6. a piece of cake</w:t>
+      </w:r>
+    </w:p>
+    <w:p>
+      <w:pPr>
+        <w:spacing w:before="20" w:after="80" w:line="300" w:lineRule="auto"/>
+        <w:widowControl/>
+      </w:pPr>
+      <w:r>
+        <w:rPr>
+          <w:color w:val="000000"/>
+        </w:rPr>
+        <w:t>7. under the weather</w:t>
+      </w:r>
+    </w:p>
+    <w:p>
+      <w:pPr>
+        <w:spacing w:before="20" w:after="80" w:line="300" w:lineRule="auto"/>
+        <w:widowControl/>
+      </w:pPr>
+      <w:r>
+        <w:rPr>
+          <w:color w:val="000000"/>
+        </w:rPr>
+        <w:t>8. once in a blue moon</w:t>
+      </w:r>
+    </w:p>
+    <w:p>
+      <w:pPr>
+        <w:spacing w:before="20" w:after="80" w:line="300" w:lineRule="auto"/>
+        <w:widowControl/>
+      </w:pPr>
+      <w:r>
+        <w:rPr>
+          <w:color w:val="000000"/>
+        </w:rPr>
+        <w:t>9. break the ice</w:t>
+      </w:r>
+    </w:p>
+    <w:p>
+      <w:pPr>
+        <w:spacing w:before="20" w:after="80" w:line="300" w:lineRule="auto"/>
+        <w:widowControl/>
+      </w:pPr>
+      <w:r>
+        <w:rPr>
+          <w:color w:val="000000"/>
+        </w:rPr>
+        <w:t>10. cost an arm and a leg</w:t>
+      </w:r>
+    </w:p>
+    <w:p>
+      <w:pPr>
+        <w:spacing w:before="240" w:after="60" w:line="300" w:lineRule="auto"/>
+        <w:widowControl/>
+        <w:keepNext/>
+      </w:pPr>
+      <w:r>
+        <w:rPr>
+          <w:color w:val="000000"/>
           <w:b/>
-        </w:rPr>
-        <w:t xml:space="preserve">PHẦN 6. CHỌN IDIOM THEO NGỮ CẢNH (10 điểm)</w:t>
-      </w:r>
-    </w:p>
-    <w:p>
-      <w:r>
-        <w:t xml:space="preserve">1. Let us stop working now.</w:t>
-      </w:r>
-    </w:p>
-    <w:p>
-      <w:r>
-        <w:t xml:space="preserve">2. A joke helped everyone start talking.</w:t>
-      </w:r>
-    </w:p>
-    <w:p>
-      <w:r>
-        <w:t xml:space="preserve">3. We may miss the opportunity.</w:t>
-      </w:r>
-    </w:p>
-    <w:p>
-      <w:r>
-        <w:t xml:space="preserve">4. Remain calm during the interview.</w:t>
-      </w:r>
-    </w:p>
-    <w:p>
-      <w:r>
-        <w:t xml:space="preserve">5. Your solution is developing correctly.</w:t>
-      </w:r>
-    </w:p>
-    <w:p>
-      <w:r>
-        <w:t xml:space="preserve">6. The test was extremely easy.</w:t>
-      </w:r>
-    </w:p>
-    <w:p>
-      <w:r>
-        <w:t xml:space="preserve">7. I feel slightly ill today.</w:t>
-      </w:r>
-    </w:p>
-    <w:p>
-      <w:r>
-        <w:t xml:space="preserve">8. Lan revealed the party secret.</w:t>
-      </w:r>
-    </w:p>
-    <w:p>
-      <w:r>
-        <w:t xml:space="preserve">9. We arrived just before the gate closed.</w:t>
-      </w:r>
-    </w:p>
-    <w:p>
-      <w:r>
-        <w:t xml:space="preserve">10. Nam is extremely happy.</w:t>
-      </w:r>
-    </w:p>
-    <w:p>
-      <w:r>
-        <w:rPr>
+          <w:sz w:val="24"/>
+          <w:szCs w:val="24"/>
+        </w:rPr>
+        <w:t>PHẦN 5. HOÀN THÀNH IDIOM (10 điểm)</w:t>
+      </w:r>
+    </w:p>
+    <w:p>
+      <w:pPr>
+        <w:spacing w:before="0" w:after="100" w:line="300" w:lineRule="auto"/>
+        <w:widowControl/>
+      </w:pPr>
+      <w:r>
+        <w:rPr>
+          <w:color w:val="000000"/>
+          <w:i/>
+        </w:rPr>
+        <w:t>Điền từ còn thiếu để hoàn thành mỗi idiom.</w:t>
+      </w:r>
+    </w:p>
+    <w:p>
+      <w:pPr>
+        <w:spacing w:before="20" w:after="80" w:line="300" w:lineRule="auto"/>
+        <w:widowControl/>
+      </w:pPr>
+      <w:r>
+        <w:rPr>
+          <w:color w:val="000000"/>
+        </w:rPr>
+        <w:t>1. cost an arm and a ___</w:t>
+      </w:r>
+    </w:p>
+    <w:p>
+      <w:pPr>
+        <w:spacing w:before="20" w:after="80" w:line="300" w:lineRule="auto"/>
+        <w:widowControl/>
+      </w:pPr>
+      <w:r>
+        <w:rPr>
+          <w:color w:val="000000"/>
+        </w:rPr>
+        <w:t>2. call it a ___</w:t>
+      </w:r>
+    </w:p>
+    <w:p>
+      <w:pPr>
+        <w:spacing w:before="20" w:after="80" w:line="300" w:lineRule="auto"/>
+        <w:widowControl/>
+      </w:pPr>
+      <w:r>
+        <w:rPr>
+          <w:color w:val="000000"/>
+        </w:rPr>
+        <w:t>3. keep your ___</w:t>
+      </w:r>
+    </w:p>
+    <w:p>
+      <w:pPr>
+        <w:spacing w:before="20" w:after="80" w:line="300" w:lineRule="auto"/>
+        <w:widowControl/>
+      </w:pPr>
+      <w:r>
+        <w:rPr>
+          <w:color w:val="000000"/>
+        </w:rPr>
+        <w:t>4. miss the ___</w:t>
+      </w:r>
+    </w:p>
+    <w:p>
+      <w:pPr>
+        <w:spacing w:before="20" w:after="80" w:line="300" w:lineRule="auto"/>
+        <w:widowControl/>
+      </w:pPr>
+      <w:r>
+        <w:rPr>
+          <w:color w:val="000000"/>
+        </w:rPr>
+        <w:t>5. over the ___</w:t>
+      </w:r>
+    </w:p>
+    <w:p>
+      <w:pPr>
+        <w:spacing w:before="20" w:after="80" w:line="300" w:lineRule="auto"/>
+        <w:widowControl/>
+      </w:pPr>
+      <w:r>
+        <w:rPr>
+          <w:color w:val="000000"/>
+        </w:rPr>
+        <w:t>6. a piece of ___</w:t>
+      </w:r>
+    </w:p>
+    <w:p>
+      <w:pPr>
+        <w:spacing w:before="20" w:after="80" w:line="300" w:lineRule="auto"/>
+        <w:widowControl/>
+      </w:pPr>
+      <w:r>
+        <w:rPr>
+          <w:color w:val="000000"/>
+        </w:rPr>
+        <w:t>7. under the ___</w:t>
+      </w:r>
+    </w:p>
+    <w:p>
+      <w:pPr>
+        <w:spacing w:before="20" w:after="80" w:line="300" w:lineRule="auto"/>
+        <w:widowControl/>
+      </w:pPr>
+      <w:r>
+        <w:rPr>
+          <w:color w:val="000000"/>
+        </w:rPr>
+        <w:t>8. once in a blue ___</w:t>
+      </w:r>
+    </w:p>
+    <w:p>
+      <w:pPr>
+        <w:spacing w:before="20" w:after="80" w:line="300" w:lineRule="auto"/>
+        <w:widowControl/>
+      </w:pPr>
+      <w:r>
+        <w:rPr>
+          <w:color w:val="000000"/>
+        </w:rPr>
+        <w:t>9. break the ___</w:t>
+      </w:r>
+    </w:p>
+    <w:p>
+      <w:pPr>
+        <w:spacing w:before="20" w:after="80" w:line="300" w:lineRule="auto"/>
+        <w:widowControl/>
+      </w:pPr>
+      <w:r>
+        <w:rPr>
+          <w:color w:val="000000"/>
+        </w:rPr>
+        <w:t>10. spill the ___</w:t>
+      </w:r>
+    </w:p>
+    <w:p>
+      <w:pPr>
+        <w:spacing w:before="240" w:after="60" w:line="300" w:lineRule="auto"/>
+        <w:widowControl/>
+        <w:keepNext/>
+      </w:pPr>
+      <w:r>
+        <w:rPr>
+          <w:color w:val="000000"/>
           <w:b/>
-        </w:rPr>
-        <w:t xml:space="preserve">PHẦN 7. TỪ ĐỒNG NGHĨA (10 điểm)</w:t>
-      </w:r>
-    </w:p>
-    <w:p>
-      <w:r>
-        <w:t xml:space="preserve">1. large</w:t>
-      </w:r>
-    </w:p>
-    <w:p>
-      <w:r>
-        <w:t xml:space="preserve">2. choose</w:t>
-      </w:r>
-    </w:p>
-    <w:p>
-      <w:r>
-        <w:t xml:space="preserve">3. reply</w:t>
-      </w:r>
-    </w:p>
-    <w:p>
-      <w:r>
-        <w:t xml:space="preserve">4. repair</w:t>
-      </w:r>
-    </w:p>
-    <w:p>
-      <w:r>
-        <w:t xml:space="preserve">5. safe</w:t>
-      </w:r>
-    </w:p>
-    <w:p>
-      <w:r>
-        <w:t xml:space="preserve">6. begin</w:t>
-      </w:r>
-    </w:p>
-    <w:p>
-      <w:r>
-        <w:t xml:space="preserve">7. difficult</w:t>
-      </w:r>
-    </w:p>
-    <w:p>
-      <w:r>
-        <w:t xml:space="preserve">8. important</w:t>
-      </w:r>
-    </w:p>
-    <w:p>
-      <w:r>
-        <w:t xml:space="preserve">9. help</w:t>
-      </w:r>
-    </w:p>
-    <w:p>
-      <w:r>
-        <w:t xml:space="preserve">10. buy</w:t>
-      </w:r>
-    </w:p>
-    <w:p>
-      <w:r>
-        <w:rPr>
+          <w:sz w:val="24"/>
+          <w:szCs w:val="24"/>
+        </w:rPr>
+        <w:t>PHẦN 6. CHỌN IDIOM THEO NGỮ CẢNH (10 điểm)</w:t>
+      </w:r>
+    </w:p>
+    <w:p>
+      <w:pPr>
+        <w:spacing w:before="0" w:after="100" w:line="300" w:lineRule="auto"/>
+        <w:widowControl/>
+      </w:pPr>
+      <w:r>
+        <w:rPr>
+          <w:color w:val="000000"/>
+          <w:i/>
+        </w:rPr>
+        <w:t>Viết idiom phù hợp với từng ngữ cảnh.</w:t>
+      </w:r>
+    </w:p>
+    <w:p>
+      <w:pPr>
+        <w:spacing w:before="20" w:after="80" w:line="300" w:lineRule="auto"/>
+        <w:widowControl/>
+      </w:pPr>
+      <w:r>
+        <w:rPr>
+          <w:color w:val="000000"/>
+        </w:rPr>
+        <w:t>1. Let us stop working now.</w:t>
+      </w:r>
+    </w:p>
+    <w:p>
+      <w:pPr>
+        <w:spacing w:before="20" w:after="80" w:line="300" w:lineRule="auto"/>
+        <w:widowControl/>
+      </w:pPr>
+      <w:r>
+        <w:rPr>
+          <w:color w:val="000000"/>
+        </w:rPr>
+        <w:t>2. A joke helped everyone start talking.</w:t>
+      </w:r>
+    </w:p>
+    <w:p>
+      <w:pPr>
+        <w:spacing w:before="20" w:after="80" w:line="300" w:lineRule="auto"/>
+        <w:widowControl/>
+      </w:pPr>
+      <w:r>
+        <w:rPr>
+          <w:color w:val="000000"/>
+        </w:rPr>
+        <w:t>3. We may miss the opportunity.</w:t>
+      </w:r>
+    </w:p>
+    <w:p>
+      <w:pPr>
+        <w:spacing w:before="20" w:after="80" w:line="300" w:lineRule="auto"/>
+        <w:widowControl/>
+      </w:pPr>
+      <w:r>
+        <w:rPr>
+          <w:color w:val="000000"/>
+        </w:rPr>
+        <w:t>4. Remain calm during the interview.</w:t>
+      </w:r>
+    </w:p>
+    <w:p>
+      <w:pPr>
+        <w:spacing w:before="20" w:after="80" w:line="300" w:lineRule="auto"/>
+        <w:widowControl/>
+      </w:pPr>
+      <w:r>
+        <w:rPr>
+          <w:color w:val="000000"/>
+        </w:rPr>
+        <w:t>5. Your solution is developing correctly.</w:t>
+      </w:r>
+    </w:p>
+    <w:p>
+      <w:pPr>
+        <w:spacing w:before="20" w:after="80" w:line="300" w:lineRule="auto"/>
+        <w:widowControl/>
+      </w:pPr>
+      <w:r>
+        <w:rPr>
+          <w:color w:val="000000"/>
+        </w:rPr>
+        <w:t>6. The test was extremely easy.</w:t>
+      </w:r>
+    </w:p>
+    <w:p>
+      <w:pPr>
+        <w:spacing w:before="20" w:after="80" w:line="300" w:lineRule="auto"/>
+        <w:widowControl/>
+      </w:pPr>
+      <w:r>
+        <w:rPr>
+          <w:color w:val="000000"/>
+        </w:rPr>
+        <w:t>7. I feel slightly ill today.</w:t>
+      </w:r>
+    </w:p>
+    <w:p>
+      <w:pPr>
+        <w:spacing w:before="20" w:after="80" w:line="300" w:lineRule="auto"/>
+        <w:widowControl/>
+      </w:pPr>
+      <w:r>
+        <w:rPr>
+          <w:color w:val="000000"/>
+        </w:rPr>
+        <w:t>8. Lan revealed the party secret.</w:t>
+      </w:r>
+    </w:p>
+    <w:p>
+      <w:pPr>
+        <w:spacing w:before="20" w:after="80" w:line="300" w:lineRule="auto"/>
+        <w:widowControl/>
+      </w:pPr>
+      <w:r>
+        <w:rPr>
+          <w:color w:val="000000"/>
+        </w:rPr>
+        <w:t>9. We arrived just before the gate closed.</w:t>
+      </w:r>
+    </w:p>
+    <w:p>
+      <w:pPr>
+        <w:spacing w:before="20" w:after="80" w:line="300" w:lineRule="auto"/>
+        <w:widowControl/>
+      </w:pPr>
+      <w:r>
+        <w:rPr>
+          <w:color w:val="000000"/>
+        </w:rPr>
+        <w:t>10. Nam is extremely happy.</w:t>
+      </w:r>
+    </w:p>
+    <w:p>
+      <w:pPr>
+        <w:spacing w:before="240" w:after="60" w:line="300" w:lineRule="auto"/>
+        <w:widowControl/>
+        <w:keepNext/>
+      </w:pPr>
+      <w:r>
+        <w:rPr>
+          <w:color w:val="000000"/>
           <w:b/>
-        </w:rPr>
-        <w:t xml:space="preserve">PHẦN 8. TỪ TRÁI NGHĨA (10 điểm)</w:t>
-      </w:r>
-    </w:p>
-    <w:p>
-      <w:r>
-        <w:t xml:space="preserve">1. heavy</w:t>
-      </w:r>
-    </w:p>
-    <w:p>
-      <w:r>
-        <w:t xml:space="preserve">2. hard</w:t>
-      </w:r>
-    </w:p>
-    <w:p>
-      <w:r>
-        <w:t xml:space="preserve">3. right</w:t>
-      </w:r>
-    </w:p>
-    <w:p>
-      <w:r>
-        <w:t xml:space="preserve">4. old</w:t>
-      </w:r>
-    </w:p>
-    <w:p>
-      <w:r>
-        <w:t xml:space="preserve">5. clear</w:t>
-      </w:r>
-    </w:p>
-    <w:p>
-      <w:r>
-        <w:t xml:space="preserve">6. ancient</w:t>
-      </w:r>
-    </w:p>
-    <w:p>
-      <w:r>
-        <w:t xml:space="preserve">7. generous</w:t>
-      </w:r>
-    </w:p>
-    <w:p>
-      <w:r>
-        <w:t xml:space="preserve">8. increase</w:t>
-      </w:r>
-    </w:p>
-    <w:p>
-      <w:r>
-        <w:t xml:space="preserve">9. accept</w:t>
-      </w:r>
-    </w:p>
-    <w:p>
-      <w:r>
-        <w:t xml:space="preserve">10. permanent</w:t>
-      </w:r>
-    </w:p>
-    <w:p>
-      <w:r>
-        <w:rPr>
+          <w:sz w:val="24"/>
+          <w:szCs w:val="24"/>
+        </w:rPr>
+        <w:t>PHẦN 7. TỪ ĐỒNG NGHĨA (10 điểm)</w:t>
+      </w:r>
+    </w:p>
+    <w:p>
+      <w:pPr>
+        <w:spacing w:before="0" w:after="100" w:line="300" w:lineRule="auto"/>
+        <w:widowControl/>
+      </w:pPr>
+      <w:r>
+        <w:rPr>
+          <w:color w:val="000000"/>
+          <w:i/>
+        </w:rPr>
+        <w:t>Viết một từ đồng nghĩa phù hợp cho mỗi từ đã cho.</w:t>
+      </w:r>
+    </w:p>
+    <w:p>
+      <w:pPr>
+        <w:spacing w:before="20" w:after="80" w:line="300" w:lineRule="auto"/>
+        <w:widowControl/>
+      </w:pPr>
+      <w:r>
+        <w:rPr>
+          <w:color w:val="000000"/>
+        </w:rPr>
+        <w:t>1. large</w:t>
+      </w:r>
+    </w:p>
+    <w:p>
+      <w:pPr>
+        <w:spacing w:before="20" w:after="80" w:line="300" w:lineRule="auto"/>
+        <w:widowControl/>
+      </w:pPr>
+      <w:r>
+        <w:rPr>
+          <w:color w:val="000000"/>
+        </w:rPr>
+        <w:t>2. choose</w:t>
+      </w:r>
+    </w:p>
+    <w:p>
+      <w:pPr>
+        <w:spacing w:before="20" w:after="80" w:line="300" w:lineRule="auto"/>
+        <w:widowControl/>
+      </w:pPr>
+      <w:r>
+        <w:rPr>
+          <w:color w:val="000000"/>
+        </w:rPr>
+        <w:t>3. reply</w:t>
+      </w:r>
+    </w:p>
+    <w:p>
+      <w:pPr>
+        <w:spacing w:before="20" w:after="80" w:line="300" w:lineRule="auto"/>
+        <w:widowControl/>
+      </w:pPr>
+      <w:r>
+        <w:rPr>
+          <w:color w:val="000000"/>
+        </w:rPr>
+        <w:t>4. repair</w:t>
+      </w:r>
+    </w:p>
+    <w:p>
+      <w:pPr>
+        <w:spacing w:before="20" w:after="80" w:line="300" w:lineRule="auto"/>
+        <w:widowControl/>
+      </w:pPr>
+      <w:r>
+        <w:rPr>
+          <w:color w:val="000000"/>
+        </w:rPr>
+        <w:t>5. safe</w:t>
+      </w:r>
+    </w:p>
+    <w:p>
+      <w:pPr>
+        <w:spacing w:before="20" w:after="80" w:line="300" w:lineRule="auto"/>
+        <w:widowControl/>
+      </w:pPr>
+      <w:r>
+        <w:rPr>
+          <w:color w:val="000000"/>
+        </w:rPr>
+        <w:t>6. begin</w:t>
+      </w:r>
+    </w:p>
+    <w:p>
+      <w:pPr>
+        <w:spacing w:before="20" w:after="80" w:line="300" w:lineRule="auto"/>
+        <w:widowControl/>
+      </w:pPr>
+      <w:r>
+        <w:rPr>
+          <w:color w:val="000000"/>
+        </w:rPr>
+        <w:t>7. difficult</w:t>
+      </w:r>
+    </w:p>
+    <w:p>
+      <w:pPr>
+        <w:spacing w:before="20" w:after="80" w:line="300" w:lineRule="auto"/>
+        <w:widowControl/>
+      </w:pPr>
+      <w:r>
+        <w:rPr>
+          <w:color w:val="000000"/>
+        </w:rPr>
+        <w:t>8. important</w:t>
+      </w:r>
+    </w:p>
+    <w:p>
+      <w:pPr>
+        <w:spacing w:before="20" w:after="80" w:line="300" w:lineRule="auto"/>
+        <w:widowControl/>
+      </w:pPr>
+      <w:r>
+        <w:rPr>
+          <w:color w:val="000000"/>
+        </w:rPr>
+        <w:t>9. help</w:t>
+      </w:r>
+    </w:p>
+    <w:p>
+      <w:pPr>
+        <w:spacing w:before="20" w:after="80" w:line="300" w:lineRule="auto"/>
+        <w:widowControl/>
+      </w:pPr>
+      <w:r>
+        <w:rPr>
+          <w:color w:val="000000"/>
+        </w:rPr>
+        <w:t>10. buy</w:t>
+      </w:r>
+    </w:p>
+    <w:p>
+      <w:pPr>
+        <w:spacing w:before="240" w:after="60" w:line="300" w:lineRule="auto"/>
+        <w:widowControl/>
+        <w:keepNext/>
+      </w:pPr>
+      <w:r>
+        <w:rPr>
+          <w:color w:val="000000"/>
           <w:b/>
-        </w:rPr>
-        <w:t xml:space="preserve">PHẦN 9. ĐỌC HIỂU (10 điểm)</w:t>
-      </w:r>
-    </w:p>
-    <w:p>
-      <w:r>
-        <w:t xml:space="preserve">Mai wanted to buy a laptop for university. The newest model was powerful but cost an arm and a leg. A cheaper computer was economical, yet its screen quality was poor. Her friend advised her not to make a quick decision. He suggested a reliable model with strong performance and a reasonable price. Mai compared the products carefully and selected the middle option. She believes it was a wise choice and feels confident that the laptop will be useful for several years.</w:t>
-      </w:r>
-    </w:p>
-    <w:p>
-      <w:r>
-        <w:t xml:space="preserve">1. Why did Mai need a laptop? 2. Why did she reject the newest model? 3. What was wrong with the cheaper one? 4. What advice did she receive? 5. Which option did she select?</w:t>
-      </w:r>
-    </w:p>
-    <w:p>
-      <w:r>
-        <w:rPr>
+          <w:sz w:val="24"/>
+          <w:szCs w:val="24"/>
+        </w:rPr>
+        <w:t>PHẦN 8. TỪ TRÁI NGHĨA (10 điểm)</w:t>
+      </w:r>
+    </w:p>
+    <w:p>
+      <w:pPr>
+        <w:spacing w:before="0" w:after="100" w:line="300" w:lineRule="auto"/>
+        <w:widowControl/>
+      </w:pPr>
+      <w:r>
+        <w:rPr>
+          <w:color w:val="000000"/>
+          <w:i/>
+        </w:rPr>
+        <w:t>Viết một từ trái nghĩa phù hợp cho mỗi từ đã cho.</w:t>
+      </w:r>
+    </w:p>
+    <w:p>
+      <w:pPr>
+        <w:spacing w:before="20" w:after="80" w:line="300" w:lineRule="auto"/>
+        <w:widowControl/>
+      </w:pPr>
+      <w:r>
+        <w:rPr>
+          <w:color w:val="000000"/>
+        </w:rPr>
+        <w:t>1. heavy</w:t>
+      </w:r>
+    </w:p>
+    <w:p>
+      <w:pPr>
+        <w:spacing w:before="20" w:after="80" w:line="300" w:lineRule="auto"/>
+        <w:widowControl/>
+      </w:pPr>
+      <w:r>
+        <w:rPr>
+          <w:color w:val="000000"/>
+        </w:rPr>
+        <w:t>2. hard</w:t>
+      </w:r>
+    </w:p>
+    <w:p>
+      <w:pPr>
+        <w:spacing w:before="20" w:after="80" w:line="300" w:lineRule="auto"/>
+        <w:widowControl/>
+      </w:pPr>
+      <w:r>
+        <w:rPr>
+          <w:color w:val="000000"/>
+        </w:rPr>
+        <w:t>3. right</w:t>
+      </w:r>
+    </w:p>
+    <w:p>
+      <w:pPr>
+        <w:spacing w:before="20" w:after="80" w:line="300" w:lineRule="auto"/>
+        <w:widowControl/>
+      </w:pPr>
+      <w:r>
+        <w:rPr>
+          <w:color w:val="000000"/>
+        </w:rPr>
+        <w:t>4. old</w:t>
+      </w:r>
+    </w:p>
+    <w:p>
+      <w:pPr>
+        <w:spacing w:before="20" w:after="80" w:line="300" w:lineRule="auto"/>
+        <w:widowControl/>
+      </w:pPr>
+      <w:r>
+        <w:rPr>
+          <w:color w:val="000000"/>
+        </w:rPr>
+        <w:t>5. clear</w:t>
+      </w:r>
+    </w:p>
+    <w:p>
+      <w:pPr>
+        <w:spacing w:before="20" w:after="80" w:line="300" w:lineRule="auto"/>
+        <w:widowControl/>
+      </w:pPr>
+      <w:r>
+        <w:rPr>
+          <w:color w:val="000000"/>
+        </w:rPr>
+        <w:t>6. ancient</w:t>
+      </w:r>
+    </w:p>
+    <w:p>
+      <w:pPr>
+        <w:spacing w:before="20" w:after="80" w:line="300" w:lineRule="auto"/>
+        <w:widowControl/>
+      </w:pPr>
+      <w:r>
+        <w:rPr>
+          <w:color w:val="000000"/>
+        </w:rPr>
+        <w:t>7. generous</w:t>
+      </w:r>
+    </w:p>
+    <w:p>
+      <w:pPr>
+        <w:spacing w:before="20" w:after="80" w:line="300" w:lineRule="auto"/>
+        <w:widowControl/>
+      </w:pPr>
+      <w:r>
+        <w:rPr>
+          <w:color w:val="000000"/>
+        </w:rPr>
+        <w:t>8. increase</w:t>
+      </w:r>
+    </w:p>
+    <w:p>
+      <w:pPr>
+        <w:spacing w:before="20" w:after="80" w:line="300" w:lineRule="auto"/>
+        <w:widowControl/>
+      </w:pPr>
+      <w:r>
+        <w:rPr>
+          <w:color w:val="000000"/>
+        </w:rPr>
+        <w:t>9. accept</w:t>
+      </w:r>
+    </w:p>
+    <w:p>
+      <w:pPr>
+        <w:spacing w:before="20" w:after="80" w:line="300" w:lineRule="auto"/>
+        <w:widowControl/>
+      </w:pPr>
+      <w:r>
+        <w:rPr>
+          <w:color w:val="000000"/>
+        </w:rPr>
+        <w:t>10. permanent</w:t>
+      </w:r>
+    </w:p>
+    <w:p>
+      <w:pPr>
+        <w:spacing w:before="240" w:after="60" w:line="300" w:lineRule="auto"/>
+        <w:widowControl/>
+        <w:keepNext/>
+      </w:pPr>
+      <w:r>
+        <w:rPr>
+          <w:color w:val="000000"/>
           <w:b/>
-        </w:rPr>
-        <w:t xml:space="preserve">PHẦN 10. VIẾT (10 điểm)</w:t>
-      </w:r>
-    </w:p>
-    <w:p>
-      <w:r>
-        <w:t xml:space="preserve">Viết 90–110 từ so sánh và lựa chọn một sản phẩm hoặc dịch vụ. Dùng từ vựng của bài 71–73 phù hợp với ngữ cảnh.</w:t>
-      </w:r>
-    </w:p>
-    <w:p>
-      <w:r>
-        <w:rPr>
+          <w:sz w:val="24"/>
+          <w:szCs w:val="24"/>
+        </w:rPr>
+        <w:t>PHẦN 9. ĐỌC HIỂU (10 điểm)</w:t>
+      </w:r>
+    </w:p>
+    <w:p>
+      <w:pPr>
+        <w:spacing w:before="0" w:after="100" w:line="300" w:lineRule="auto"/>
+        <w:widowControl/>
+      </w:pPr>
+      <w:r>
+        <w:rPr>
+          <w:color w:val="000000"/>
+          <w:i/>
+        </w:rPr>
+        <w:t>Đọc đoạn văn, sau đó trả lời ngắn gọn 5 câu hỏi.</w:t>
+      </w:r>
+    </w:p>
+    <w:p>
+      <w:pPr>
+        <w:spacing w:before="20" w:after="110" w:line="320" w:lineRule="auto"/>
+        <w:widowControl/>
+      </w:pPr>
+      <w:r>
+        <w:rPr>
+          <w:color w:val="000000"/>
+        </w:rPr>
+        <w:t>Mai wanted to buy a laptop for university. The newest model was powerful but cost an arm and a leg. A cheaper computer was economical, yet its screen quality was poor.</w:t>
+      </w:r>
+    </w:p>
+    <w:p>
+      <w:pPr>
+        <w:spacing w:before="20" w:after="110" w:line="320" w:lineRule="auto"/>
+        <w:widowControl/>
+      </w:pPr>
+      <w:r>
+        <w:rPr>
+          <w:color w:val="000000"/>
+        </w:rPr>
+        <w:t>Her friend advised her not to make a quick decision. He suggested a reliable model with strong performance and a reasonable price.</w:t>
+      </w:r>
+    </w:p>
+    <w:p>
+      <w:pPr>
+        <w:spacing w:before="20" w:after="110" w:line="320" w:lineRule="auto"/>
+        <w:widowControl/>
+      </w:pPr>
+      <w:r>
+        <w:rPr>
+          <w:color w:val="000000"/>
+        </w:rPr>
+        <w:t>Mai compared the products carefully and selected the middle option. She believes it was a wise choice and feels confident that the laptop will be useful for several years.</w:t>
+      </w:r>
+    </w:p>
+    <w:p>
+      <w:pPr>
+        <w:spacing w:before="20" w:after="90" w:line="300" w:lineRule="auto"/>
+        <w:widowControl/>
+      </w:pPr>
+      <w:r>
+        <w:rPr>
+          <w:color w:val="000000"/>
+        </w:rPr>
+        <w:t>1. Why did Mai need a laptop?</w:t>
+      </w:r>
+    </w:p>
+    <w:p>
+      <w:pPr>
+        <w:spacing w:before="20" w:after="90" w:line="300" w:lineRule="auto"/>
+        <w:widowControl/>
+      </w:pPr>
+      <w:r>
+        <w:rPr>
+          <w:color w:val="000000"/>
+        </w:rPr>
+        <w:t>2. Why did she reject the newest model?</w:t>
+      </w:r>
+    </w:p>
+    <w:p>
+      <w:pPr>
+        <w:spacing w:before="20" w:after="90" w:line="300" w:lineRule="auto"/>
+        <w:widowControl/>
+      </w:pPr>
+      <w:r>
+        <w:rPr>
+          <w:color w:val="000000"/>
+        </w:rPr>
+        <w:t>3. What was wrong with the cheaper one?</w:t>
+      </w:r>
+    </w:p>
+    <w:p>
+      <w:pPr>
+        <w:spacing w:before="20" w:after="90" w:line="300" w:lineRule="auto"/>
+        <w:widowControl/>
+      </w:pPr>
+      <w:r>
+        <w:rPr>
+          <w:color w:val="000000"/>
+        </w:rPr>
+        <w:t>4. What advice did she receive?</w:t>
+      </w:r>
+    </w:p>
+    <w:p>
+      <w:pPr>
+        <w:spacing w:before="20" w:after="90" w:line="300" w:lineRule="auto"/>
+        <w:widowControl/>
+      </w:pPr>
+      <w:r>
+        <w:rPr>
+          <w:color w:val="000000"/>
+        </w:rPr>
+        <w:t>5. Which option did she select?</w:t>
+      </w:r>
+    </w:p>
+    <w:p>
+      <w:pPr>
+        <w:spacing w:before="240" w:after="60" w:line="300" w:lineRule="auto"/>
+        <w:widowControl/>
+        <w:keepNext/>
+      </w:pPr>
+      <w:r>
+        <w:rPr>
+          <w:color w:val="000000"/>
           <w:b/>
-        </w:rPr>
-        <w:t xml:space="preserve">ĐÁP ÁN – ĐỀ 3</w:t>
-      </w:r>
-    </w:p>
-    <w:p>
-      <w:r>
-        <w:rPr>
+          <w:sz w:val="24"/>
+          <w:szCs w:val="24"/>
+        </w:rPr>
+        <w:t>PHẦN 10. VIẾT (10 điểm)</w:t>
+      </w:r>
+    </w:p>
+    <w:p>
+      <w:pPr>
+        <w:spacing w:before="0" w:after="100" w:line="300" w:lineRule="auto"/>
+        <w:widowControl/>
+      </w:pPr>
+      <w:r>
+        <w:rPr>
+          <w:color w:val="000000"/>
+          <w:i/>
+        </w:rPr>
+        <w:t>Viết theo yêu cầu; chú ý độ dài và sử dụng từ vựng phù hợp với ngữ cảnh.</w:t>
+      </w:r>
+    </w:p>
+    <w:p>
+      <w:pPr>
+        <w:spacing w:before="20" w:after="150" w:line="320" w:lineRule="auto"/>
+        <w:widowControl/>
+      </w:pPr>
+      <w:r>
+        <w:rPr>
+          <w:color w:val="000000"/>
+        </w:rPr>
+        <w:t>Viết 90–110 từ so sánh và lựa chọn một sản phẩm hoặc dịch vụ. Dùng từ vựng của bài 71–73 phù hợp với ngữ cảnh.</w:t>
+      </w:r>
+    </w:p>
+    <w:p>
+      <w:pPr>
+        <w:spacing w:before="0" w:after="230" w:line="320" w:lineRule="auto"/>
+        <w:widowControl/>
+        <w:jc w:val="center"/>
+      </w:pPr>
+      <w:r>
+        <w:rPr>
+          <w:color w:val="000000"/>
+        </w:rPr>
+        <w:br w:type="page"/>
+      </w:r>
+      <w:r>
+        <w:rPr>
+          <w:color w:val="000000"/>
           <w:b/>
-        </w:rPr>
-        <w:t xml:space="preserve">PHẦN 1: 1. make; 2. do; 3. take / have; 4. make; 5. take; 6. make; 7. do / conduct; 8. take; 9. pay; 10. catch</w:t>
-      </w:r>
-    </w:p>
-    <w:p>
-      <w:r>
-        <w:rPr>
+          <w:sz w:val="28"/>
+          <w:szCs w:val="28"/>
+        </w:rPr>
+        <w:t>ĐÁP ÁN</w:t>
+      </w:r>
+    </w:p>
+    <w:p>
+      <w:pPr>
+        <w:spacing w:before="220" w:after="60" w:line="300" w:lineRule="auto"/>
+        <w:widowControl/>
+        <w:keepNext/>
+      </w:pPr>
+      <w:r>
+        <w:rPr>
+          <w:color w:val="000000"/>
           <w:b/>
-        </w:rPr>
-        <w:t xml:space="preserve">PHẦN 2: 1. A; 2. B; 3. A; 4. A; 5. A; 6. A; 7. B; 8. B; 9. A; 10. A</w:t>
-      </w:r>
-    </w:p>
-    <w:p>
-      <w:r>
-        <w:rPr>
+          <w:sz w:val="24"/>
+          <w:szCs w:val="24"/>
+        </w:rPr>
+        <w:t>PHẦN 1</w:t>
+      </w:r>
+    </w:p>
+    <w:p>
+      <w:pPr>
+        <w:spacing w:before="0" w:after="90" w:line="300" w:lineRule="auto"/>
+        <w:widowControl/>
+      </w:pPr>
+      <w:r>
+        <w:rPr>
+          <w:color w:val="000000"/>
+        </w:rPr>
+        <w:t>Câu 1: make</w:t>
+      </w:r>
+    </w:p>
+    <w:p>
+      <w:pPr>
+        <w:spacing w:before="0" w:after="90" w:line="300" w:lineRule="auto"/>
+        <w:widowControl/>
+      </w:pPr>
+      <w:r>
+        <w:rPr>
+          <w:color w:val="000000"/>
+        </w:rPr>
+        <w:t>Câu 2: do</w:t>
+      </w:r>
+    </w:p>
+    <w:p>
+      <w:pPr>
+        <w:spacing w:before="0" w:after="90" w:line="300" w:lineRule="auto"/>
+        <w:widowControl/>
+      </w:pPr>
+      <w:r>
+        <w:rPr>
+          <w:color w:val="000000"/>
+        </w:rPr>
+        <w:t>Câu 3: take / have</w:t>
+      </w:r>
+    </w:p>
+    <w:p>
+      <w:pPr>
+        <w:spacing w:before="0" w:after="90" w:line="300" w:lineRule="auto"/>
+        <w:widowControl/>
+      </w:pPr>
+      <w:r>
+        <w:rPr>
+          <w:color w:val="000000"/>
+        </w:rPr>
+        <w:t>Câu 4: make</w:t>
+      </w:r>
+    </w:p>
+    <w:p>
+      <w:pPr>
+        <w:spacing w:before="0" w:after="90" w:line="300" w:lineRule="auto"/>
+        <w:widowControl/>
+      </w:pPr>
+      <w:r>
+        <w:rPr>
+          <w:color w:val="000000"/>
+        </w:rPr>
+        <w:t>Câu 5: take</w:t>
+      </w:r>
+    </w:p>
+    <w:p>
+      <w:pPr>
+        <w:spacing w:before="0" w:after="90" w:line="300" w:lineRule="auto"/>
+        <w:widowControl/>
+      </w:pPr>
+      <w:r>
+        <w:rPr>
+          <w:color w:val="000000"/>
+        </w:rPr>
+        <w:t>Câu 6: make</w:t>
+      </w:r>
+    </w:p>
+    <w:p>
+      <w:pPr>
+        <w:spacing w:before="0" w:after="90" w:line="300" w:lineRule="auto"/>
+        <w:widowControl/>
+      </w:pPr>
+      <w:r>
+        <w:rPr>
+          <w:color w:val="000000"/>
+        </w:rPr>
+        <w:t>Câu 7: do / conduct</w:t>
+      </w:r>
+    </w:p>
+    <w:p>
+      <w:pPr>
+        <w:spacing w:before="0" w:after="90" w:line="300" w:lineRule="auto"/>
+        <w:widowControl/>
+      </w:pPr>
+      <w:r>
+        <w:rPr>
+          <w:color w:val="000000"/>
+        </w:rPr>
+        <w:t>Câu 8: take</w:t>
+      </w:r>
+    </w:p>
+    <w:p>
+      <w:pPr>
+        <w:spacing w:before="0" w:after="90" w:line="300" w:lineRule="auto"/>
+        <w:widowControl/>
+      </w:pPr>
+      <w:r>
+        <w:rPr>
+          <w:color w:val="000000"/>
+        </w:rPr>
+        <w:t>Câu 9: pay</w:t>
+      </w:r>
+    </w:p>
+    <w:p>
+      <w:pPr>
+        <w:spacing w:before="0" w:after="90" w:line="300" w:lineRule="auto"/>
+        <w:widowControl/>
+      </w:pPr>
+      <w:r>
+        <w:rPr>
+          <w:color w:val="000000"/>
+        </w:rPr>
+        <w:t>Câu 10: catch</w:t>
+      </w:r>
+    </w:p>
+    <w:p>
+      <w:pPr>
+        <w:spacing w:before="220" w:after="60" w:line="300" w:lineRule="auto"/>
+        <w:widowControl/>
+        <w:keepNext/>
+      </w:pPr>
+      <w:r>
+        <w:rPr>
+          <w:color w:val="000000"/>
           <w:b/>
-        </w:rPr>
-        <w:t xml:space="preserve">PHẦN 3: 1. Please do your homework.; 2. They made a decision quickly.; 3. We must meet the deadline.; 4. She gave me useful advice.; 5. Correct; 6. I made a serious mistake.; 7. We did/conducted research before the meeting.; 8. There was heavy rain all night.; 9. Lan gained valuable experience.; 10. Please pay attention to the instructions.</w:t>
-      </w:r>
-    </w:p>
-    <w:p>
-      <w:r>
-        <w:rPr>
+          <w:sz w:val="24"/>
+          <w:szCs w:val="24"/>
+        </w:rPr>
+        <w:t>PHẦN 2</w:t>
+      </w:r>
+    </w:p>
+    <w:p>
+      <w:pPr>
+        <w:spacing w:before="0" w:after="90" w:line="300" w:lineRule="auto"/>
+        <w:widowControl/>
+      </w:pPr>
+      <w:r>
+        <w:rPr>
+          <w:color w:val="000000"/>
+        </w:rPr>
+        <w:t>Câu 1: A</w:t>
+      </w:r>
+    </w:p>
+    <w:p>
+      <w:pPr>
+        <w:spacing w:before="0" w:after="90" w:line="300" w:lineRule="auto"/>
+        <w:widowControl/>
+      </w:pPr>
+      <w:r>
+        <w:rPr>
+          <w:color w:val="000000"/>
+        </w:rPr>
+        <w:t>Câu 2: B</w:t>
+      </w:r>
+    </w:p>
+    <w:p>
+      <w:pPr>
+        <w:spacing w:before="0" w:after="90" w:line="300" w:lineRule="auto"/>
+        <w:widowControl/>
+      </w:pPr>
+      <w:r>
+        <w:rPr>
+          <w:color w:val="000000"/>
+        </w:rPr>
+        <w:t>Câu 3: A</w:t>
+      </w:r>
+    </w:p>
+    <w:p>
+      <w:pPr>
+        <w:spacing w:before="0" w:after="90" w:line="300" w:lineRule="auto"/>
+        <w:widowControl/>
+      </w:pPr>
+      <w:r>
+        <w:rPr>
+          <w:color w:val="000000"/>
+        </w:rPr>
+        <w:t>Câu 4: A</w:t>
+      </w:r>
+    </w:p>
+    <w:p>
+      <w:pPr>
+        <w:spacing w:before="0" w:after="90" w:line="300" w:lineRule="auto"/>
+        <w:widowControl/>
+      </w:pPr>
+      <w:r>
+        <w:rPr>
+          <w:color w:val="000000"/>
+        </w:rPr>
+        <w:t>Câu 5: A</w:t>
+      </w:r>
+    </w:p>
+    <w:p>
+      <w:pPr>
+        <w:spacing w:before="0" w:after="90" w:line="300" w:lineRule="auto"/>
+        <w:widowControl/>
+      </w:pPr>
+      <w:r>
+        <w:rPr>
+          <w:color w:val="000000"/>
+        </w:rPr>
+        <w:t>Câu 6: A</w:t>
+      </w:r>
+    </w:p>
+    <w:p>
+      <w:pPr>
+        <w:spacing w:before="0" w:after="90" w:line="300" w:lineRule="auto"/>
+        <w:widowControl/>
+      </w:pPr>
+      <w:r>
+        <w:rPr>
+          <w:color w:val="000000"/>
+        </w:rPr>
+        <w:t>Câu 7: B</w:t>
+      </w:r>
+    </w:p>
+    <w:p>
+      <w:pPr>
+        <w:spacing w:before="0" w:after="90" w:line="300" w:lineRule="auto"/>
+        <w:widowControl/>
+      </w:pPr>
+      <w:r>
+        <w:rPr>
+          <w:color w:val="000000"/>
+        </w:rPr>
+        <w:t>Câu 8: B</w:t>
+      </w:r>
+    </w:p>
+    <w:p>
+      <w:pPr>
+        <w:spacing w:before="0" w:after="90" w:line="300" w:lineRule="auto"/>
+        <w:widowControl/>
+      </w:pPr>
+      <w:r>
+        <w:rPr>
+          <w:color w:val="000000"/>
+        </w:rPr>
+        <w:t>Câu 9: A</w:t>
+      </w:r>
+    </w:p>
+    <w:p>
+      <w:pPr>
+        <w:spacing w:before="0" w:after="90" w:line="300" w:lineRule="auto"/>
+        <w:widowControl/>
+      </w:pPr>
+      <w:r>
+        <w:rPr>
+          <w:color w:val="000000"/>
+        </w:rPr>
+        <w:t>Câu 10: A</w:t>
+      </w:r>
+    </w:p>
+    <w:p>
+      <w:pPr>
+        <w:spacing w:before="220" w:after="60" w:line="300" w:lineRule="auto"/>
+        <w:widowControl/>
+        <w:keepNext/>
+      </w:pPr>
+      <w:r>
+        <w:rPr>
+          <w:color w:val="000000"/>
           <w:b/>
-        </w:rPr>
-        <w:t xml:space="preserve">PHẦN 4: 1. identify the exact point; 2. just before it is too late; 3. start again; 4. it is your turn to decide; 5. extremely happy; 6. very easy; 7. slightly ill; 8. very rarely; 9. make people feel less awkward; 10. be extremely expensive</w:t>
-      </w:r>
-    </w:p>
-    <w:p>
-      <w:r>
-        <w:rPr>
+          <w:sz w:val="24"/>
+          <w:szCs w:val="24"/>
+        </w:rPr>
+        <w:t>PHẦN 3</w:t>
+      </w:r>
+    </w:p>
+    <w:p>
+      <w:pPr>
+        <w:spacing w:before="0" w:after="90" w:line="300" w:lineRule="auto"/>
+        <w:widowControl/>
+      </w:pPr>
+      <w:r>
+        <w:rPr>
+          <w:color w:val="000000"/>
+        </w:rPr>
+        <w:t>Câu 1: Please do your homework.</w:t>
+      </w:r>
+    </w:p>
+    <w:p>
+      <w:pPr>
+        <w:spacing w:before="0" w:after="90" w:line="300" w:lineRule="auto"/>
+        <w:widowControl/>
+      </w:pPr>
+      <w:r>
+        <w:rPr>
+          <w:color w:val="000000"/>
+        </w:rPr>
+        <w:t>Câu 2: They made a decision quickly.</w:t>
+      </w:r>
+    </w:p>
+    <w:p>
+      <w:pPr>
+        <w:spacing w:before="0" w:after="90" w:line="300" w:lineRule="auto"/>
+        <w:widowControl/>
+      </w:pPr>
+      <w:r>
+        <w:rPr>
+          <w:color w:val="000000"/>
+        </w:rPr>
+        <w:t>Câu 3: We must meet the deadline.</w:t>
+      </w:r>
+    </w:p>
+    <w:p>
+      <w:pPr>
+        <w:spacing w:before="0" w:after="90" w:line="300" w:lineRule="auto"/>
+        <w:widowControl/>
+      </w:pPr>
+      <w:r>
+        <w:rPr>
+          <w:color w:val="000000"/>
+        </w:rPr>
+        <w:t>Câu 4: She gave me useful advice.</w:t>
+      </w:r>
+    </w:p>
+    <w:p>
+      <w:pPr>
+        <w:spacing w:before="0" w:after="90" w:line="300" w:lineRule="auto"/>
+        <w:widowControl/>
+      </w:pPr>
+      <w:r>
+        <w:rPr>
+          <w:color w:val="000000"/>
+        </w:rPr>
+        <w:t>Câu 5: Correct</w:t>
+      </w:r>
+    </w:p>
+    <w:p>
+      <w:pPr>
+        <w:spacing w:before="0" w:after="90" w:line="300" w:lineRule="auto"/>
+        <w:widowControl/>
+      </w:pPr>
+      <w:r>
+        <w:rPr>
+          <w:color w:val="000000"/>
+        </w:rPr>
+        <w:t>Câu 6: I made a serious mistake.</w:t>
+      </w:r>
+    </w:p>
+    <w:p>
+      <w:pPr>
+        <w:spacing w:before="0" w:after="90" w:line="300" w:lineRule="auto"/>
+        <w:widowControl/>
+      </w:pPr>
+      <w:r>
+        <w:rPr>
+          <w:color w:val="000000"/>
+        </w:rPr>
+        <w:t>Câu 7: We did/conducted research before the meeting.</w:t>
+      </w:r>
+    </w:p>
+    <w:p>
+      <w:pPr>
+        <w:spacing w:before="0" w:after="90" w:line="300" w:lineRule="auto"/>
+        <w:widowControl/>
+      </w:pPr>
+      <w:r>
+        <w:rPr>
+          <w:color w:val="000000"/>
+        </w:rPr>
+        <w:t>Câu 8: There was heavy rain all night.</w:t>
+      </w:r>
+    </w:p>
+    <w:p>
+      <w:pPr>
+        <w:spacing w:before="0" w:after="90" w:line="300" w:lineRule="auto"/>
+        <w:widowControl/>
+      </w:pPr>
+      <w:r>
+        <w:rPr>
+          <w:color w:val="000000"/>
+        </w:rPr>
+        <w:t>Câu 9: Lan gained valuable experience.</w:t>
+      </w:r>
+    </w:p>
+    <w:p>
+      <w:pPr>
+        <w:spacing w:before="0" w:after="90" w:line="300" w:lineRule="auto"/>
+        <w:widowControl/>
+      </w:pPr>
+      <w:r>
+        <w:rPr>
+          <w:color w:val="000000"/>
+        </w:rPr>
+        <w:t>Câu 10: Please pay attention to the instructions.</w:t>
+      </w:r>
+    </w:p>
+    <w:p>
+      <w:pPr>
+        <w:spacing w:before="220" w:after="60" w:line="300" w:lineRule="auto"/>
+        <w:widowControl/>
+        <w:keepNext/>
+      </w:pPr>
+      <w:r>
+        <w:rPr>
+          <w:color w:val="000000"/>
           <w:b/>
-        </w:rPr>
-        <w:t xml:space="preserve">PHẦN 5: 1. leg; 2. day; 3. cool; 4. boat; 5. moon; 6. cake; 7. weather; 8. moon; 9. ice; 10. beans</w:t>
-      </w:r>
-    </w:p>
-    <w:p>
-      <w:r>
-        <w:rPr>
+          <w:sz w:val="24"/>
+          <w:szCs w:val="24"/>
+        </w:rPr>
+        <w:t>PHẦN 4</w:t>
+      </w:r>
+    </w:p>
+    <w:p>
+      <w:pPr>
+        <w:spacing w:before="0" w:after="90" w:line="300" w:lineRule="auto"/>
+        <w:widowControl/>
+      </w:pPr>
+      <w:r>
+        <w:rPr>
+          <w:color w:val="000000"/>
+        </w:rPr>
+        <w:t>Câu 1: identify the exact point</w:t>
+      </w:r>
+    </w:p>
+    <w:p>
+      <w:pPr>
+        <w:spacing w:before="0" w:after="90" w:line="300" w:lineRule="auto"/>
+        <w:widowControl/>
+      </w:pPr>
+      <w:r>
+        <w:rPr>
+          <w:color w:val="000000"/>
+        </w:rPr>
+        <w:t>Câu 2: just before it is too late</w:t>
+      </w:r>
+    </w:p>
+    <w:p>
+      <w:pPr>
+        <w:spacing w:before="0" w:after="90" w:line="300" w:lineRule="auto"/>
+        <w:widowControl/>
+      </w:pPr>
+      <w:r>
+        <w:rPr>
+          <w:color w:val="000000"/>
+        </w:rPr>
+        <w:t>Câu 3: start again</w:t>
+      </w:r>
+    </w:p>
+    <w:p>
+      <w:pPr>
+        <w:spacing w:before="0" w:after="90" w:line="300" w:lineRule="auto"/>
+        <w:widowControl/>
+      </w:pPr>
+      <w:r>
+        <w:rPr>
+          <w:color w:val="000000"/>
+        </w:rPr>
+        <w:t>Câu 4: it is your turn to decide</w:t>
+      </w:r>
+    </w:p>
+    <w:p>
+      <w:pPr>
+        <w:spacing w:before="0" w:after="90" w:line="300" w:lineRule="auto"/>
+        <w:widowControl/>
+      </w:pPr>
+      <w:r>
+        <w:rPr>
+          <w:color w:val="000000"/>
+        </w:rPr>
+        <w:t>Câu 5: extremely happy</w:t>
+      </w:r>
+    </w:p>
+    <w:p>
+      <w:pPr>
+        <w:spacing w:before="0" w:after="90" w:line="300" w:lineRule="auto"/>
+        <w:widowControl/>
+      </w:pPr>
+      <w:r>
+        <w:rPr>
+          <w:color w:val="000000"/>
+        </w:rPr>
+        <w:t>Câu 6: very easy</w:t>
+      </w:r>
+    </w:p>
+    <w:p>
+      <w:pPr>
+        <w:spacing w:before="0" w:after="90" w:line="300" w:lineRule="auto"/>
+        <w:widowControl/>
+      </w:pPr>
+      <w:r>
+        <w:rPr>
+          <w:color w:val="000000"/>
+        </w:rPr>
+        <w:t>Câu 7: slightly ill</w:t>
+      </w:r>
+    </w:p>
+    <w:p>
+      <w:pPr>
+        <w:spacing w:before="0" w:after="90" w:line="300" w:lineRule="auto"/>
+        <w:widowControl/>
+      </w:pPr>
+      <w:r>
+        <w:rPr>
+          <w:color w:val="000000"/>
+        </w:rPr>
+        <w:t>Câu 8: very rarely</w:t>
+      </w:r>
+    </w:p>
+    <w:p>
+      <w:pPr>
+        <w:spacing w:before="0" w:after="90" w:line="300" w:lineRule="auto"/>
+        <w:widowControl/>
+      </w:pPr>
+      <w:r>
+        <w:rPr>
+          <w:color w:val="000000"/>
+        </w:rPr>
+        <w:t>Câu 9: make people feel less awkward</w:t>
+      </w:r>
+    </w:p>
+    <w:p>
+      <w:pPr>
+        <w:spacing w:before="0" w:after="90" w:line="300" w:lineRule="auto"/>
+        <w:widowControl/>
+      </w:pPr>
+      <w:r>
+        <w:rPr>
+          <w:color w:val="000000"/>
+        </w:rPr>
+        <w:t>Câu 10: be extremely expensive</w:t>
+      </w:r>
+    </w:p>
+    <w:p>
+      <w:pPr>
+        <w:spacing w:before="220" w:after="60" w:line="300" w:lineRule="auto"/>
+        <w:widowControl/>
+        <w:keepNext/>
+      </w:pPr>
+      <w:r>
+        <w:rPr>
+          <w:color w:val="000000"/>
           <w:b/>
-        </w:rPr>
-        <w:t xml:space="preserve">PHẦN 6: 1. call it a day; 2. broke the ice; 3. miss the boat; 4. keep your cool; 5. on the right track; 6. a piece of cake; 7. under the weather; 8. spilled the beans; 9. in the nick of time; 10. over the moon</w:t>
-      </w:r>
-    </w:p>
-    <w:p>
-      <w:r>
-        <w:rPr>
+          <w:sz w:val="24"/>
+          <w:szCs w:val="24"/>
+        </w:rPr>
+        <w:t>PHẦN 5</w:t>
+      </w:r>
+    </w:p>
+    <w:p>
+      <w:pPr>
+        <w:spacing w:before="0" w:after="90" w:line="300" w:lineRule="auto"/>
+        <w:widowControl/>
+      </w:pPr>
+      <w:r>
+        <w:rPr>
+          <w:color w:val="000000"/>
+        </w:rPr>
+        <w:t>Câu 1: leg</w:t>
+      </w:r>
+    </w:p>
+    <w:p>
+      <w:pPr>
+        <w:spacing w:before="0" w:after="90" w:line="300" w:lineRule="auto"/>
+        <w:widowControl/>
+      </w:pPr>
+      <w:r>
+        <w:rPr>
+          <w:color w:val="000000"/>
+        </w:rPr>
+        <w:t>Câu 2: day</w:t>
+      </w:r>
+    </w:p>
+    <w:p>
+      <w:pPr>
+        <w:spacing w:before="0" w:after="90" w:line="300" w:lineRule="auto"/>
+        <w:widowControl/>
+      </w:pPr>
+      <w:r>
+        <w:rPr>
+          <w:color w:val="000000"/>
+        </w:rPr>
+        <w:t>Câu 3: cool</w:t>
+      </w:r>
+    </w:p>
+    <w:p>
+      <w:pPr>
+        <w:spacing w:before="0" w:after="90" w:line="300" w:lineRule="auto"/>
+        <w:widowControl/>
+      </w:pPr>
+      <w:r>
+        <w:rPr>
+          <w:color w:val="000000"/>
+        </w:rPr>
+        <w:t>Câu 4: boat</w:t>
+      </w:r>
+    </w:p>
+    <w:p>
+      <w:pPr>
+        <w:spacing w:before="0" w:after="90" w:line="300" w:lineRule="auto"/>
+        <w:widowControl/>
+      </w:pPr>
+      <w:r>
+        <w:rPr>
+          <w:color w:val="000000"/>
+        </w:rPr>
+        <w:t>Câu 5: moon</w:t>
+      </w:r>
+    </w:p>
+    <w:p>
+      <w:pPr>
+        <w:spacing w:before="0" w:after="90" w:line="300" w:lineRule="auto"/>
+        <w:widowControl/>
+      </w:pPr>
+      <w:r>
+        <w:rPr>
+          <w:color w:val="000000"/>
+        </w:rPr>
+        <w:t>Câu 6: cake</w:t>
+      </w:r>
+    </w:p>
+    <w:p>
+      <w:pPr>
+        <w:spacing w:before="0" w:after="90" w:line="300" w:lineRule="auto"/>
+        <w:widowControl/>
+      </w:pPr>
+      <w:r>
+        <w:rPr>
+          <w:color w:val="000000"/>
+        </w:rPr>
+        <w:t>Câu 7: weather</w:t>
+      </w:r>
+    </w:p>
+    <w:p>
+      <w:pPr>
+        <w:spacing w:before="0" w:after="90" w:line="300" w:lineRule="auto"/>
+        <w:widowControl/>
+      </w:pPr>
+      <w:r>
+        <w:rPr>
+          <w:color w:val="000000"/>
+        </w:rPr>
+        <w:t>Câu 8: moon</w:t>
+      </w:r>
+    </w:p>
+    <w:p>
+      <w:pPr>
+        <w:spacing w:before="0" w:after="90" w:line="300" w:lineRule="auto"/>
+        <w:widowControl/>
+      </w:pPr>
+      <w:r>
+        <w:rPr>
+          <w:color w:val="000000"/>
+        </w:rPr>
+        <w:t>Câu 9: ice</w:t>
+      </w:r>
+    </w:p>
+    <w:p>
+      <w:pPr>
+        <w:spacing w:before="0" w:after="90" w:line="300" w:lineRule="auto"/>
+        <w:widowControl/>
+      </w:pPr>
+      <w:r>
+        <w:rPr>
+          <w:color w:val="000000"/>
+        </w:rPr>
+        <w:t>Câu 10: beans</w:t>
+      </w:r>
+    </w:p>
+    <w:p>
+      <w:pPr>
+        <w:spacing w:before="220" w:after="60" w:line="300" w:lineRule="auto"/>
+        <w:widowControl/>
+        <w:keepNext/>
+      </w:pPr>
+      <w:r>
+        <w:rPr>
+          <w:color w:val="000000"/>
           <w:b/>
-        </w:rPr>
-        <w:t xml:space="preserve">PHẦN 7: 1. big; 2. select; 3. answer; 4. fix; 5. secure; 6. start; 7. challenging; 8. significant; 9. assist; 10. purchase</w:t>
-      </w:r>
-    </w:p>
-    <w:p>
-      <w:r>
-        <w:rPr>
+          <w:sz w:val="24"/>
+          <w:szCs w:val="24"/>
+        </w:rPr>
+        <w:t>PHẦN 6</w:t>
+      </w:r>
+    </w:p>
+    <w:p>
+      <w:pPr>
+        <w:spacing w:before="0" w:after="90" w:line="300" w:lineRule="auto"/>
+        <w:widowControl/>
+      </w:pPr>
+      <w:r>
+        <w:rPr>
+          <w:color w:val="000000"/>
+        </w:rPr>
+        <w:t>Câu 1: call it a day</w:t>
+      </w:r>
+    </w:p>
+    <w:p>
+      <w:pPr>
+        <w:spacing w:before="0" w:after="90" w:line="300" w:lineRule="auto"/>
+        <w:widowControl/>
+      </w:pPr>
+      <w:r>
+        <w:rPr>
+          <w:color w:val="000000"/>
+        </w:rPr>
+        <w:t>Câu 2: broke the ice</w:t>
+      </w:r>
+    </w:p>
+    <w:p>
+      <w:pPr>
+        <w:spacing w:before="0" w:after="90" w:line="300" w:lineRule="auto"/>
+        <w:widowControl/>
+      </w:pPr>
+      <w:r>
+        <w:rPr>
+          <w:color w:val="000000"/>
+        </w:rPr>
+        <w:t>Câu 3: miss the boat</w:t>
+      </w:r>
+    </w:p>
+    <w:p>
+      <w:pPr>
+        <w:spacing w:before="0" w:after="90" w:line="300" w:lineRule="auto"/>
+        <w:widowControl/>
+      </w:pPr>
+      <w:r>
+        <w:rPr>
+          <w:color w:val="000000"/>
+        </w:rPr>
+        <w:t>Câu 4: keep your cool</w:t>
+      </w:r>
+    </w:p>
+    <w:p>
+      <w:pPr>
+        <w:spacing w:before="0" w:after="90" w:line="300" w:lineRule="auto"/>
+        <w:widowControl/>
+      </w:pPr>
+      <w:r>
+        <w:rPr>
+          <w:color w:val="000000"/>
+        </w:rPr>
+        <w:t>Câu 5: on the right track</w:t>
+      </w:r>
+    </w:p>
+    <w:p>
+      <w:pPr>
+        <w:spacing w:before="0" w:after="90" w:line="300" w:lineRule="auto"/>
+        <w:widowControl/>
+      </w:pPr>
+      <w:r>
+        <w:rPr>
+          <w:color w:val="000000"/>
+        </w:rPr>
+        <w:t>Câu 6: a piece of cake</w:t>
+      </w:r>
+    </w:p>
+    <w:p>
+      <w:pPr>
+        <w:spacing w:before="0" w:after="90" w:line="300" w:lineRule="auto"/>
+        <w:widowControl/>
+      </w:pPr>
+      <w:r>
+        <w:rPr>
+          <w:color w:val="000000"/>
+        </w:rPr>
+        <w:t>Câu 7: under the weather</w:t>
+      </w:r>
+    </w:p>
+    <w:p>
+      <w:pPr>
+        <w:spacing w:before="0" w:after="90" w:line="300" w:lineRule="auto"/>
+        <w:widowControl/>
+      </w:pPr>
+      <w:r>
+        <w:rPr>
+          <w:color w:val="000000"/>
+        </w:rPr>
+        <w:t>Câu 8: spilled the beans</w:t>
+      </w:r>
+    </w:p>
+    <w:p>
+      <w:pPr>
+        <w:spacing w:before="0" w:after="90" w:line="300" w:lineRule="auto"/>
+        <w:widowControl/>
+      </w:pPr>
+      <w:r>
+        <w:rPr>
+          <w:color w:val="000000"/>
+        </w:rPr>
+        <w:t>Câu 9: in the nick of time</w:t>
+      </w:r>
+    </w:p>
+    <w:p>
+      <w:pPr>
+        <w:spacing w:before="0" w:after="90" w:line="300" w:lineRule="auto"/>
+        <w:widowControl/>
+      </w:pPr>
+      <w:r>
+        <w:rPr>
+          <w:color w:val="000000"/>
+        </w:rPr>
+        <w:t>Câu 10: over the moon</w:t>
+      </w:r>
+    </w:p>
+    <w:p>
+      <w:pPr>
+        <w:spacing w:before="220" w:after="60" w:line="300" w:lineRule="auto"/>
+        <w:widowControl/>
+        <w:keepNext/>
+      </w:pPr>
+      <w:r>
+        <w:rPr>
+          <w:color w:val="000000"/>
           <w:b/>
-        </w:rPr>
-        <w:t xml:space="preserve">PHẦN 8: 1. light; 2. soft / easy; 3. wrong / left; 4. young / new; 5. cloudy / unclear; 6. modern; 7. selfish / stingy; 8. decrease; 9. refuse; 10. temporary</w:t>
-      </w:r>
-    </w:p>
-    <w:p>
-      <w:r>
-        <w:rPr>
+          <w:sz w:val="24"/>
+          <w:szCs w:val="24"/>
+        </w:rPr>
+        <w:t>PHẦN 7</w:t>
+      </w:r>
+    </w:p>
+    <w:p>
+      <w:pPr>
+        <w:spacing w:before="0" w:after="90" w:line="300" w:lineRule="auto"/>
+        <w:widowControl/>
+      </w:pPr>
+      <w:r>
+        <w:rPr>
+          <w:color w:val="000000"/>
+        </w:rPr>
+        <w:t>Câu 1: big</w:t>
+      </w:r>
+    </w:p>
+    <w:p>
+      <w:pPr>
+        <w:spacing w:before="0" w:after="90" w:line="300" w:lineRule="auto"/>
+        <w:widowControl/>
+      </w:pPr>
+      <w:r>
+        <w:rPr>
+          <w:color w:val="000000"/>
+        </w:rPr>
+        <w:t>Câu 2: select</w:t>
+      </w:r>
+    </w:p>
+    <w:p>
+      <w:pPr>
+        <w:spacing w:before="0" w:after="90" w:line="300" w:lineRule="auto"/>
+        <w:widowControl/>
+      </w:pPr>
+      <w:r>
+        <w:rPr>
+          <w:color w:val="000000"/>
+        </w:rPr>
+        <w:t>Câu 3: answer</w:t>
+      </w:r>
+    </w:p>
+    <w:p>
+      <w:pPr>
+        <w:spacing w:before="0" w:after="90" w:line="300" w:lineRule="auto"/>
+        <w:widowControl/>
+      </w:pPr>
+      <w:r>
+        <w:rPr>
+          <w:color w:val="000000"/>
+        </w:rPr>
+        <w:t>Câu 4: fix</w:t>
+      </w:r>
+    </w:p>
+    <w:p>
+      <w:pPr>
+        <w:spacing w:before="0" w:after="90" w:line="300" w:lineRule="auto"/>
+        <w:widowControl/>
+      </w:pPr>
+      <w:r>
+        <w:rPr>
+          <w:color w:val="000000"/>
+        </w:rPr>
+        <w:t>Câu 5: secure</w:t>
+      </w:r>
+    </w:p>
+    <w:p>
+      <w:pPr>
+        <w:spacing w:before="0" w:after="90" w:line="300" w:lineRule="auto"/>
+        <w:widowControl/>
+      </w:pPr>
+      <w:r>
+        <w:rPr>
+          <w:color w:val="000000"/>
+        </w:rPr>
+        <w:t>Câu 6: start</w:t>
+      </w:r>
+    </w:p>
+    <w:p>
+      <w:pPr>
+        <w:spacing w:before="0" w:after="90" w:line="300" w:lineRule="auto"/>
+        <w:widowControl/>
+      </w:pPr>
+      <w:r>
+        <w:rPr>
+          <w:color w:val="000000"/>
+        </w:rPr>
+        <w:t>Câu 7: challenging</w:t>
+      </w:r>
+    </w:p>
+    <w:p>
+      <w:pPr>
+        <w:spacing w:before="0" w:after="90" w:line="300" w:lineRule="auto"/>
+        <w:widowControl/>
+      </w:pPr>
+      <w:r>
+        <w:rPr>
+          <w:color w:val="000000"/>
+        </w:rPr>
+        <w:t>Câu 8: significant</w:t>
+      </w:r>
+    </w:p>
+    <w:p>
+      <w:pPr>
+        <w:spacing w:before="0" w:after="90" w:line="300" w:lineRule="auto"/>
+        <w:widowControl/>
+      </w:pPr>
+      <w:r>
+        <w:rPr>
+          <w:color w:val="000000"/>
+        </w:rPr>
+        <w:t>Câu 9: assist</w:t>
+      </w:r>
+    </w:p>
+    <w:p>
+      <w:pPr>
+        <w:spacing w:before="0" w:after="90" w:line="300" w:lineRule="auto"/>
+        <w:widowControl/>
+      </w:pPr>
+      <w:r>
+        <w:rPr>
+          <w:color w:val="000000"/>
+        </w:rPr>
+        <w:t>Câu 10: purchase</w:t>
+      </w:r>
+    </w:p>
+    <w:p>
+      <w:pPr>
+        <w:spacing w:before="220" w:after="60" w:line="300" w:lineRule="auto"/>
+        <w:widowControl/>
+        <w:keepNext/>
+      </w:pPr>
+      <w:r>
+        <w:rPr>
+          <w:color w:val="000000"/>
           <w:b/>
-        </w:rPr>
-        <w:t xml:space="preserve">PHẦN 9: 1. For university. 2. It was extremely expensive. 3. Poor screen quality. 4. Not to make a quick decision. 5. The middle option.</w:t>
-      </w:r>
-    </w:p>
-    <w:p>
-      <w:r>
-        <w:rPr>
+          <w:sz w:val="24"/>
+          <w:szCs w:val="24"/>
+        </w:rPr>
+        <w:t>PHẦN 8</w:t>
+      </w:r>
+    </w:p>
+    <w:p>
+      <w:pPr>
+        <w:spacing w:before="0" w:after="90" w:line="300" w:lineRule="auto"/>
+        <w:widowControl/>
+      </w:pPr>
+      <w:r>
+        <w:rPr>
+          <w:color w:val="000000"/>
+        </w:rPr>
+        <w:t>Câu 1: light</w:t>
+      </w:r>
+    </w:p>
+    <w:p>
+      <w:pPr>
+        <w:spacing w:before="0" w:after="90" w:line="300" w:lineRule="auto"/>
+        <w:widowControl/>
+      </w:pPr>
+      <w:r>
+        <w:rPr>
+          <w:color w:val="000000"/>
+        </w:rPr>
+        <w:t>Câu 2: soft / easy</w:t>
+      </w:r>
+    </w:p>
+    <w:p>
+      <w:pPr>
+        <w:spacing w:before="0" w:after="90" w:line="300" w:lineRule="auto"/>
+        <w:widowControl/>
+      </w:pPr>
+      <w:r>
+        <w:rPr>
+          <w:color w:val="000000"/>
+        </w:rPr>
+        <w:t>Câu 3: wrong / left</w:t>
+      </w:r>
+    </w:p>
+    <w:p>
+      <w:pPr>
+        <w:spacing w:before="0" w:after="90" w:line="300" w:lineRule="auto"/>
+        <w:widowControl/>
+      </w:pPr>
+      <w:r>
+        <w:rPr>
+          <w:color w:val="000000"/>
+        </w:rPr>
+        <w:t>Câu 4: young / new</w:t>
+      </w:r>
+    </w:p>
+    <w:p>
+      <w:pPr>
+        <w:spacing w:before="0" w:after="90" w:line="300" w:lineRule="auto"/>
+        <w:widowControl/>
+      </w:pPr>
+      <w:r>
+        <w:rPr>
+          <w:color w:val="000000"/>
+        </w:rPr>
+        <w:t>Câu 5: cloudy / unclear</w:t>
+      </w:r>
+    </w:p>
+    <w:p>
+      <w:pPr>
+        <w:spacing w:before="0" w:after="90" w:line="300" w:lineRule="auto"/>
+        <w:widowControl/>
+      </w:pPr>
+      <w:r>
+        <w:rPr>
+          <w:color w:val="000000"/>
+        </w:rPr>
+        <w:t>Câu 6: modern</w:t>
+      </w:r>
+    </w:p>
+    <w:p>
+      <w:pPr>
+        <w:spacing w:before="0" w:after="90" w:line="300" w:lineRule="auto"/>
+        <w:widowControl/>
+      </w:pPr>
+      <w:r>
+        <w:rPr>
+          <w:color w:val="000000"/>
+        </w:rPr>
+        <w:t>Câu 7: selfish / stingy</w:t>
+      </w:r>
+    </w:p>
+    <w:p>
+      <w:pPr>
+        <w:spacing w:before="0" w:after="90" w:line="300" w:lineRule="auto"/>
+        <w:widowControl/>
+      </w:pPr>
+      <w:r>
+        <w:rPr>
+          <w:color w:val="000000"/>
+        </w:rPr>
+        <w:t>Câu 8: decrease</w:t>
+      </w:r>
+    </w:p>
+    <w:p>
+      <w:pPr>
+        <w:spacing w:before="0" w:after="90" w:line="300" w:lineRule="auto"/>
+        <w:widowControl/>
+      </w:pPr>
+      <w:r>
+        <w:rPr>
+          <w:color w:val="000000"/>
+        </w:rPr>
+        <w:t>Câu 9: refuse</w:t>
+      </w:r>
+    </w:p>
+    <w:p>
+      <w:pPr>
+        <w:spacing w:before="0" w:after="90" w:line="300" w:lineRule="auto"/>
+        <w:widowControl/>
+      </w:pPr>
+      <w:r>
+        <w:rPr>
+          <w:color w:val="000000"/>
+        </w:rPr>
+        <w:t>Câu 10: temporary</w:t>
+      </w:r>
+    </w:p>
+    <w:p>
+      <w:pPr>
+        <w:spacing w:before="220" w:after="60" w:line="300" w:lineRule="auto"/>
+        <w:widowControl/>
+        <w:keepNext/>
+      </w:pPr>
+      <w:r>
+        <w:rPr>
+          <w:color w:val="000000"/>
           <w:b/>
-        </w:rPr>
-        <w:t xml:space="preserve">BÀI VIẾT MẪU (107 từ): I needed to buy a reliable laptop for university. The newest model was powerful and attractive, but it cost an arm and a leg. The cheapest computer was economical, yet its screen quality was poor. My friend advised me not to make a quick decision and helped me conduct research. We compared permanent benefits, such as durability, with temporary discounts. His recommendation hit the nail on the head: a mid-priced laptop offered strong performance and a reasonable price. Choosing it was not a piece of cake, but I kept my cool and paid attention to my real needs. In the end, I made a wise choice.</w:t>
+          <w:sz w:val="24"/>
+          <w:szCs w:val="24"/>
+        </w:rPr>
+        <w:t>PHẦN 9</w:t>
+      </w:r>
+    </w:p>
+    <w:p>
+      <w:pPr>
+        <w:spacing w:before="0" w:after="90" w:line="300" w:lineRule="auto"/>
+        <w:widowControl/>
+      </w:pPr>
+      <w:r>
+        <w:rPr>
+          <w:color w:val="000000"/>
+        </w:rPr>
+        <w:t>Câu 1: For university.</w:t>
+      </w:r>
+    </w:p>
+    <w:p>
+      <w:pPr>
+        <w:spacing w:before="0" w:after="90" w:line="300" w:lineRule="auto"/>
+        <w:widowControl/>
+      </w:pPr>
+      <w:r>
+        <w:rPr>
+          <w:color w:val="000000"/>
+        </w:rPr>
+        <w:t>Câu 2: It was extremely expensive.</w:t>
+      </w:r>
+    </w:p>
+    <w:p>
+      <w:pPr>
+        <w:spacing w:before="0" w:after="90" w:line="300" w:lineRule="auto"/>
+        <w:widowControl/>
+      </w:pPr>
+      <w:r>
+        <w:rPr>
+          <w:color w:val="000000"/>
+        </w:rPr>
+        <w:t>Câu 3: Poor screen quality.</w:t>
+      </w:r>
+    </w:p>
+    <w:p>
+      <w:pPr>
+        <w:spacing w:before="0" w:after="90" w:line="300" w:lineRule="auto"/>
+        <w:widowControl/>
+      </w:pPr>
+      <w:r>
+        <w:rPr>
+          <w:color w:val="000000"/>
+        </w:rPr>
+        <w:t>Câu 4: Not to make a quick decision.</w:t>
+      </w:r>
+    </w:p>
+    <w:p>
+      <w:pPr>
+        <w:spacing w:before="0" w:after="90" w:line="300" w:lineRule="auto"/>
+        <w:widowControl/>
+      </w:pPr>
+      <w:r>
+        <w:rPr>
+          <w:color w:val="000000"/>
+        </w:rPr>
+        <w:t>Câu 5: The middle option.</w:t>
+      </w:r>
+    </w:p>
+    <w:p>
+      <w:pPr>
+        <w:spacing w:before="220" w:after="60" w:line="300" w:lineRule="auto"/>
+        <w:widowControl/>
+        <w:keepNext/>
+      </w:pPr>
+      <w:r>
+        <w:rPr>
+          <w:color w:val="000000"/>
+          <w:b/>
+          <w:sz w:val="24"/>
+          <w:szCs w:val="24"/>
+        </w:rPr>
+        <w:t>PHẦN 10</w:t>
+      </w:r>
+    </w:p>
+    <w:p>
+      <w:pPr>
+        <w:spacing w:before="220" w:after="60" w:line="300" w:lineRule="auto"/>
+        <w:widowControl/>
+        <w:keepNext/>
+      </w:pPr>
+      <w:r>
+        <w:rPr>
+          <w:color w:val="000000"/>
+          <w:b/>
+          <w:sz w:val="24"/>
+          <w:szCs w:val="24"/>
+        </w:rPr>
+        <w:t>BÀI VIẾT MẪU (107 từ)</w:t>
+      </w:r>
+    </w:p>
+    <w:p>
+      <w:pPr>
+        <w:spacing w:before="0" w:after="170" w:line="320" w:lineRule="auto"/>
+        <w:widowControl/>
+      </w:pPr>
+      <w:r>
+        <w:rPr>
+          <w:color w:val="000000"/>
+        </w:rPr>
+        <w:t>I needed to buy a reliable laptop for university. The newest model was powerful and attractive, but it cost an arm and a leg. The cheapest computer was economical, yet its screen quality was poor. My friend advised me not to make a quick decision and helped me conduct research. We compared permanent benefits, such as durability, with temporary discounts. His recommendation hit the nail on the head: a mid-priced laptop offered strong performance and a reasonable price. Choosing it was not a piece of cake, but I kept my cool and paid attention to my real needs. In the end, I made a wise choice.</w:t>
       </w:r>
     </w:p>
     <w:sectPr>
